--- a/docs/jiangao/《女装设计III》第07周_中国大陆课堂完整讲稿_中文.docx
+++ b/docs/jiangao/《女装设计III》第07周_中国大陆课堂完整讲稿_中文.docx
@@ -122,7 +122,7 @@
               <w:rPr>
                 <w:sz w:val="19"/>
               </w:rPr>
-              <w:t>本文件把第07周HTML课件改写为可直接在中国大陆课堂中发言的完整讲稿。页面顺序、案例、教材出处、时间分配、评价标准与证据边界全部沿用课件原文。课件为课堂25页、全部26页（多出的1页为课后查阅的“期末评价连接”）。本周是第08周Gate 2中期评审的前置周，第1课时20分钟、第2课时26分钟为实作，教师全程以计时和巡视为主，讲授时间必须压缩在预定分钟内。</w:t>
+              <w:t>本文件把第07周HTML课件改写为可直接在中国大陆课堂中发言的完整讲稿。页面顺序、案例、教材出处、时间分配、评价标准与证据边界全部沿用课件原文。课件为课堂25页、全部26页（多出的1页为课后查阅的“期末评价连接”）。本周是第08周Gate 2中期评审的前置周，第1课时20分钟、第2课时26分钟为实操，教师全程以计时和巡视为主，讲授时间必须压缩在预定分钟内。</w:t>
             </w:r>
           </w:p>
         </w:tc>
@@ -150,7 +150,7 @@
         <w:pStyle w:val="SpokenText"/>
       </w:pPr>
       <w:r>
-        <w:t>先把今天这句话说清楚：春夏系列不是五张效果图，而是一个可穿、可做、可选择的系统。今天做的是五套造型与明确的产品结构，不是五张漂亮的图。</w:t>
+        <w:t>先把今天这句话说清楚：春夏系列不是五张效果图，而是一个可穿、可做、可选择的系统。今天做的是五套造型和明确的产品结构，不是五张漂亮的图。</w:t>
       </w:r>
     </w:p>
     <w:p>
@@ -166,7 +166,7 @@
         <w:pStyle w:val="SpokenText"/>
       </w:pPr>
       <w:r>
-        <w:t>请把上周带来的三样摊在桌上：分解板、三个家族的说明、六个立体测试的记录照片。第06周离堂句里写的“它形成了什么家族，并将在春夏系列中承担什么角色”，现在把那两个空抄到今天第一页。今天全程用这三个家族，不新起主题。</w:t>
+        <w:t>请把上周带来的三样摊在桌上：分解板、三个家族的说明、六个立体测试的记录照片。第06周一句话小结里写的“它形成了什么家族，并将在春夏系列中承担什么角色”，现在把那两个空抄到今天第一页。今天全程用这三个家族，不新起主题。</w:t>
       </w:r>
     </w:p>
     <w:p>
@@ -174,7 +174,7 @@
         <w:pStyle w:val="SpokenText"/>
       </w:pPr>
       <w:r>
-        <w:t>今天有一个术语要接续。上周你们写的“不变条件”，本周叫“**设计代码**”。同一件事，换了工作位置：上周它是“改变时不能破坏的东西”，本周它是“五套之间保持一致的东西”。今天全程使用“设计代码”这个说法。</w:t>
+        <w:t>今天有一个术语要接续。上周你们写的“不变条件”，这周叫“**设计密码**”。同一件事，换了工作位置：上周它是“改变时不能破坏的东西”，这周它是“五套之间保持一致的东西”。今天全程用“设计密码”这个说法。</w:t>
       </w:r>
     </w:p>
     <w:p>
@@ -407,7 +407,7 @@
               <w:rPr>
                 <w:sz w:val="18"/>
               </w:rPr>
-              <w:t>把离堂句的两个空抄到第一页</w:t>
+              <w:t>把一句话小结的两个空抄到第一页</w:t>
             </w:r>
           </w:p>
         </w:tc>
@@ -708,7 +708,7 @@
               <w:rPr>
                 <w:sz w:val="18"/>
               </w:rPr>
-              <w:t>第1课时实作：20分钟，40张草图编辑到12张</w:t>
+              <w:t>第1课时实操：20分钟，40张草图编辑到12张</w:t>
             </w:r>
           </w:p>
         </w:tc>
@@ -867,7 +867,7 @@
               <w:rPr>
                 <w:sz w:val="18"/>
               </w:rPr>
-              <w:t>第2课时实作：26分钟，完成五套编排V1</w:t>
+              <w:t>第2课时实操：26分钟，完成五套编排V1</w:t>
             </w:r>
           </w:p>
         </w:tc>
@@ -973,7 +973,7 @@
               <w:rPr>
                 <w:sz w:val="18"/>
               </w:rPr>
-              <w:t>形成性评价、第08周准备与离堂句</w:t>
+              <w:t>形成性评价、第08周准备与一句话小结</w:t>
             </w:r>
           </w:p>
         </w:tc>
@@ -990,7 +990,7 @@
               <w:rPr>
                 <w:sz w:val="18"/>
               </w:rPr>
-              <w:t>写离堂句并提交</w:t>
+              <w:t>写一句话小结并提交</w:t>
             </w:r>
           </w:p>
         </w:tc>
@@ -1164,7 +1164,7 @@
         <w:pStyle w:val="SpokenText"/>
       </w:pPr>
       <w:r>
-        <w:t>关于这组图我要说明：它是2026春夏成衣，来自品牌官方发布，课堂只选五套用于季节条件与品类分布观察，不代表品牌官方的系列结构。</w:t>
+        <w:t>关于这组图我要说明：它是2026春夏成衣，来自品牌官方发布，课堂只选五套用于季节条件和品类分布观察，不代表品牌官方的系列结构。</w:t>
       </w:r>
     </w:p>
     <w:p>
@@ -1274,7 +1274,7 @@
         <w:pStyle w:val="SpokenText"/>
       </w:pPr>
       <w:r>
-        <w:t>第五到第八周是提取与验证阶段。第05周提取元素，第06周变形，本周是春夏系列策划第一版，下周就是Gate 2——白坯布样与中期评审。</w:t>
+        <w:t>第五到第八周是提取和验证阶段。第05周提取元素，第06周变形，这周是春夏系列策划第一版，下周就是Gate 2——白坯样衣和中期评审。</w:t>
       </w:r>
     </w:p>
     <w:p>
@@ -1383,7 +1383,7 @@
         <w:pStyle w:val="SpokenText"/>
       </w:pPr>
       <w:r>
-        <w:t>第一，季节：把温度、湿度、日照与维护写进材料和结构。交的是一页春夏条件表，每条写出对应的材料或结构决定。</w:t>
+        <w:t>第一，季节：把温度、湿度、日照和维护写进材料和结构。交的是一页春夏条件表，每条写出对应的材料或结构决定。</w:t>
       </w:r>
     </w:p>
     <w:p>
@@ -1399,7 +1399,7 @@
         <w:pStyle w:val="SpokenText"/>
       </w:pPr>
       <w:r>
-        <w:t>第三，产品：规划单品数量、交叉搭配与重复单品。交的是产品矩阵一页，标出重复单品和空缺品类。</w:t>
+        <w:t>第三，产品：规划单品数量、交叉搭配和重复单品。交的是产品矩阵一页，标出重复单品和空缺品类。</w:t>
       </w:r>
     </w:p>
     <w:p>
@@ -1415,7 +1415,7 @@
         <w:pStyle w:val="SpokenText"/>
       </w:pPr>
       <w:r>
-        <w:t>本周重点是给每套写出“它为什么存在”；难点是两套候选必须验证两个不同的问题，而且难度要拉开。</w:t>
+        <w:t>这周重点是给每套写出“它为什么存在”；难点是两套候选必须验证两个不同的问题，而且难度要拉开。</w:t>
       </w:r>
     </w:p>
     <w:p>
@@ -1478,7 +1478,7 @@
         <w:pStyle w:val="SlideMeta"/>
       </w:pPr>
       <w:r>
-        <w:t>建议时间：3.5分钟（含开场3分钟）　｜　课堂功能：第06周→第07周衔接与术语接续</w:t>
+        <w:t>建议时间：3.5分钟（含开场3分钟）　｜　课堂功能：第06周→第07周衔接与术语衔接</w:t>
       </w:r>
     </w:p>
     <w:tbl>
@@ -1505,7 +1505,7 @@
               <w:rPr>
                 <w:sz w:val="19"/>
               </w:rPr>
-              <w:t>【教师动作｜不发言】 先做3分钟开场：摊开三样材料、抄写离堂句两个空。再讲对照表与术语接续。</w:t>
+              <w:t>【教师动作｜不发言】 先做3分钟开场：摊开三样材料、抄写一句话小结两个空。再讲对照表与术语衔接。</w:t>
             </w:r>
           </w:p>
         </w:tc>
@@ -1533,7 +1533,7 @@
         <w:pStyle w:val="SpokenText"/>
       </w:pPr>
       <w:r>
-        <w:t>第06周离堂句写的是“它形成了什么家族，并将在春夏系列中承担什么角色”。把那两个空抄到今天第一页。今天全程用这三个家族，不新起主题。</w:t>
+        <w:t>第06周一句话小结写的是“它形成了什么家族，并将在春夏系列中承担什么角色”。把那两个空抄到今天第一页。今天全程用这三个家族，不新起主题。</w:t>
       </w:r>
     </w:p>
     <w:p>
@@ -1565,7 +1565,7 @@
         <w:pStyle w:val="SpokenText"/>
       </w:pPr>
       <w:r>
-        <w:t>两条不变条件，今天变成贯穿五套的设计代码，强度可以分配，但不能消失。分解板上的失败证据，今天变成中期风险清单的第一批条目。</w:t>
+        <w:t>两条不变条件，今天变成贯穿五套的设计密码，强度可以分配，但不能消失。分解板上的失败证据，今天变成中期风险清单的第一批条目。</w:t>
       </w:r>
     </w:p>
     <w:p>
@@ -1573,7 +1573,7 @@
         <w:pStyle w:val="SpokenText"/>
       </w:pPr>
       <w:r>
-        <w:t>术语接续只说一次：第06周的“不变条件”在本周叫“设计代码”。上周它是改变时不能破坏的东西，本周它是五套之间保持一致的东西。</w:t>
+        <w:t>术语衔接只说一次：第06周的“不变条件”在这周叫“设计密码”。上周它是改变时不能破坏的东西，这周它是五套之间保持一致的东西。</w:t>
       </w:r>
     </w:p>
     <w:p>
@@ -1628,7 +1628,7 @@
         <w:pStyle w:val="SlideTitle"/>
       </w:pPr>
       <w:r>
-        <w:t>幻灯片 05｜春夏不是少穿几件，而是重新处理身体接口</w:t>
+        <w:t>幻灯片 05｜春夏不是少穿几件，而是重新处理身体触点</w:t>
       </w:r>
     </w:p>
     <w:p>
@@ -1699,7 +1699,7 @@
         <w:pStyle w:val="SpokenText"/>
       </w:pPr>
       <w:r>
-        <w:t>第二，湿：干燥速度、黏附感与透明变化。验证方法是喷水后看布面变不变透、多久干、贴不贴皮肤。</w:t>
+        <w:t>第二，湿：干燥速度、黏附感和透明变化。验证方法是喷水后看布面变不变透、多久干、贴不贴皮肤。</w:t>
       </w:r>
     </w:p>
     <w:p>
@@ -1707,7 +1707,7 @@
         <w:pStyle w:val="SpokenText"/>
       </w:pPr>
       <w:r>
-        <w:t>第三，光：透视、反射、防晒与色彩稳定。验证方法是拿到窗边逆光看一次——很多浅色布在阳光下会透。这一条最容易被忽略。</w:t>
+        <w:t>第三，光：透视、反射、防晒和色彩稳定。验证方法是拿到窗边逆光看一次——很多浅色布在阳光下会透。这一条最容易被忽略。</w:t>
       </w:r>
     </w:p>
     <w:p>
@@ -1715,7 +1715,7 @@
         <w:pStyle w:val="SpokenText"/>
       </w:pPr>
       <w:r>
-        <w:t>第四，转换：户外高温与室内冷气的层次。验证要求是五套里至少两套要能加一层，加完不能变得笨重。</w:t>
+        <w:t>第四，转换：户外高温和室内冷气的层次。验证要求是五套里至少两套要能加一层，加完不能变得笨重。</w:t>
       </w:r>
     </w:p>
     <w:p>
@@ -1775,7 +1775,7 @@
               <w:rPr>
                 <w:sz w:val="19"/>
               </w:rPr>
-              <w:t>【转场语】 条件清楚之后，才谈系列本身。</w:t>
+              <w:t>【转场语】 条件清楚以后，才谈系列本身。</w:t>
             </w:r>
           </w:p>
         </w:tc>
@@ -1849,7 +1849,7 @@
         <w:pStyle w:val="SpokenText"/>
       </w:pPr>
       <w:r>
-        <w:t>左边是看似系列：同一人物模板和配色、每套复制同一装饰、没有产品与难度计划、五套换的只是长度或颜色。</w:t>
+        <w:t>左边是看似系列：同一人物模板和配色、每套复制同一装饰、没有产品和难度计划、五套换的只是长度或颜色。</w:t>
       </w:r>
     </w:p>
     <w:p>
@@ -1873,7 +1873,7 @@
         <w:pStyle w:val="SpokenText"/>
       </w:pPr>
       <w:r>
-        <w:t>只过第一条，等于五套太像，是复制；只过第二条，等于五套太散，是拼盘。一会儿实作的时候，我会拿这两句去问你们。</w:t>
+        <w:t>只过第一条，等于五套太像，是复制；只过第二条，等于五套太散，是拼盘。一会儿实操的时候，我会拿这两句去问你们。</w:t>
       </w:r>
     </w:p>
     <w:p>
@@ -2173,7 +2173,7 @@
         <w:pStyle w:val="SpokenText"/>
       </w:pPr>
       <w:r>
-        <w:t>角色梯度是：01开场；02和03入口，可以单穿；04转折，唯一的长裙与暖色；05收束，最强。</w:t>
+        <w:t>角色梯度是：01开场；02和03入口，可以单穿；04转折，唯一的长裙和暖色；05收束，最强。</w:t>
       </w:r>
     </w:p>
     <w:p>
@@ -2181,7 +2181,7 @@
         <w:pStyle w:val="SpokenText"/>
       </w:pPr>
       <w:r>
-        <w:t>两个课堂问题：贯穿三套以上的设计代码是哪一条？如果把05挪到第一位，前面四套还压得住吗？</w:t>
+        <w:t>两个课堂问题：贯穿三套以上的设计密码是哪一条？如果把05挪到第一位，前面四套还压得住吗？</w:t>
       </w:r>
     </w:p>
     <w:p>
@@ -2189,7 +2189,7 @@
         <w:pStyle w:val="SpokenText"/>
       </w:pPr>
       <w:r>
-        <w:t>这组图来自课程教学资料库，只用于共同轮廓关系与色彩承担差异的观察；品牌、系列与年份待开课前核实后补注。</w:t>
+        <w:t>这组图来自课程教学资料库，只用于共同轮廓关系和色彩承担差异的观察；品牌、系列和年份待开课前核实后补注。</w:t>
       </w:r>
     </w:p>
     <w:p>
@@ -2323,7 +2323,7 @@
         <w:pStyle w:val="SpokenText"/>
       </w:pPr>
       <w:r>
-        <w:t>第三条：上装多于下装。衬衫加T恤加外套合计远超裙与裤——因为一条裤子要配好几件上衣。重复单品就是从这儿来的。</w:t>
+        <w:t>第三条：上装多于下装。衬衫加T恤加外套合计远超裙和裤——因为一条裤子要配好几件上衣。重复单品就是从这儿来的。</w:t>
       </w:r>
     </w:p>
     <w:p>
@@ -2457,7 +2457,7 @@
         <w:pStyle w:val="SpokenText"/>
       </w:pPr>
       <w:r>
-        <w:t>低复杂度是两件，放在入口款上——它要证明系列能被理解，不需要证明难度。</w:t>
+        <w:t>低复杂度是两件，放在引流款上——它要证明系列能被理解，不需要证明难度。</w:t>
       </w:r>
     </w:p>
     <w:p>
@@ -2599,7 +2599,7 @@
         <w:pStyle w:val="SpokenText"/>
       </w:pPr>
       <w:r>
-        <w:t>先看01色彩与材料板：色卡按明度分组，深色只占最下面一行；橙、红、蓝这些强调色都只有一小块。旁边压着一块皮草——颜色和材料必须一起看。同一个米色，在平纹布上和在毛皮上不是一回事。</w:t>
+        <w:t>先看01色彩和材料板：色卡按明度分组，深色只占最下面一行；橙、红、蓝这些强调色都只有一小块。旁边压着一块皮草——颜色和材料必须一起看。同一个米色，在平纹布上和在毛皮上不是一回事。</w:t>
       </w:r>
     </w:p>
     <w:p>
@@ -2694,7 +2694,7 @@
         <w:pStyle w:val="SlideTitle"/>
       </w:pPr>
       <w:r>
-        <w:t>幻灯片 12｜设计代码要分配强度，不是每套都贴一遍</w:t>
+        <w:t>幻灯片 12｜设计密码要分配强度，不是每套都贴一遍</w:t>
       </w:r>
     </w:p>
     <w:p>
@@ -2891,7 +2891,7 @@
         <w:pStyle w:val="SpokenText"/>
       </w:pPr>
       <w:r>
-        <w:t>常量是场景与配件：同一片货架背景、同一类手袋。背景不变，观众才能直接比较品类。</w:t>
+        <w:t>常量是场景和配件：同一片货架背景、同一类手袋。背景不变，观众才能直接比较品类。</w:t>
       </w:r>
     </w:p>
     <w:p>
@@ -2931,7 +2931,7 @@
         <w:pStyle w:val="SpokenText"/>
       </w:pPr>
       <w:r>
-        <w:t>这组图同样来自课程教学资料库，只用于五套五个品类零重复的产品矩阵观察；品牌、系列与年份待开课前核实后补注。</w:t>
+        <w:t>这组图同样来自课程教学资料库，只用于五套五个品类零重复的产品矩阵观察；品牌、系列和年份待开课前核实后补注。</w:t>
       </w:r>
     </w:p>
     <w:p>
@@ -2948,7 +2948,7 @@
         <w:pStyle w:val="LectureBullet"/>
       </w:pPr>
       <w:r>
-        <w:t>• 请学生报出自己矩阵里空格的数量与位置，作为实作时“补缺”的依据。</w:t>
+        <w:t>• 请学生报出自己矩阵里空格的数量与位置，作为实操时“补缺”的依据。</w:t>
       </w:r>
     </w:p>
     <w:tbl>
@@ -2986,7 +2986,7 @@
         <w:pStyle w:val="SlideTitle"/>
       </w:pPr>
       <w:r>
-        <w:t>幻灯片 14｜第1课时实作：20分钟，40张快速草图先编辑到12张</w:t>
+        <w:t>幻灯片 14｜第1课时实操：20分钟，40张快速草图先编辑到12张</w:t>
       </w:r>
     </w:p>
     <w:p>
@@ -2994,7 +2994,7 @@
         <w:pStyle w:val="SlideMeta"/>
       </w:pPr>
       <w:r>
-        <w:t>建议时间：20分钟　｜　课堂功能：本课时唯一实作（四段计时）</w:t>
+        <w:t>建议时间：20分钟　｜　课堂功能：本课时唯一实操（四段计时）</w:t>
       </w:r>
     </w:p>
     <w:tbl>
@@ -3065,7 +3065,7 @@
         <w:pStyle w:val="SpokenText"/>
       </w:pPr>
       <w:r>
-        <w:t>第三段五分钟，矩阵：补产品与角色空缺。第四段四分钟，墙面：保留十二张候选。</w:t>
+        <w:t>第三段五分钟，矩阵：补产品和角色空缺。第四段四分钟，墙面：保留十二张候选。</w:t>
       </w:r>
     </w:p>
     <w:p>
@@ -3141,7 +3141,7 @@
               <w:rPr>
                 <w:sz w:val="19"/>
               </w:rPr>
-              <w:t>【转场语】 第1课时到此结束。休息之后，我们从方案数量进入系列编辑。</w:t>
+              <w:t>【转场语】 第1课时到此结束。休息以后，我们从方案数量进入系列编辑。</w:t>
             </w:r>
           </w:p>
         </w:tc>
@@ -3222,7 +3222,7 @@
               <w:rPr>
                 <w:sz w:val="19"/>
               </w:rPr>
-              <w:t>【教师动作｜不发言】 不展开，只宣布节奏：编辑与矩阵8.5分钟、实作26分钟、讲评8分钟、评价与离堂2.5分钟。</w:t>
+              <w:t>【教师动作｜不发言】 不展开，只宣布节奏：编辑与矩阵8.5分钟、实操26分钟、讲评8分钟、评价与收尾2.5分钟。</w:t>
             </w:r>
           </w:p>
         </w:tc>
@@ -3250,7 +3250,7 @@
         <w:pStyle w:val="SpokenText"/>
       </w:pPr>
       <w:r>
-        <w:t>节奏是：编辑与矩阵八分半、实作二十六分钟、讲评八分钟、评价与预告两分半。讲授时间很短，请集中注意力。</w:t>
+        <w:t>节奏是：编辑和矩阵八分半、实操二十六分钟、讲评八分钟、评价和预告两分半。讲授时间很短，请集中注意力。</w:t>
       </w:r>
     </w:p>
     <w:tbl>
@@ -3343,7 +3343,7 @@
         <w:pStyle w:val="SpokenText"/>
       </w:pPr>
       <w:r>
-        <w:t>编辑本身就是设计能力。五个动作：排序，按角色与叙事强度排列；去重，删除功能相同的造型；补缺，补产品与身体距离空位；平衡，调整材料、色彩和复杂度；确认，每套写一句存在理由。</w:t>
+        <w:t>编辑本身就是设计能力。五个动作：排序，按角色和叙事强度排列；去重，删除功能相同的造型；补缺，补产品和身体距离空位；平衡，调整材料、色彩和复杂度；确认，每套写一句存在理由。</w:t>
       </w:r>
     </w:p>
     <w:p>
@@ -3485,7 +3485,7 @@
         <w:pStyle w:val="SpokenText"/>
       </w:pPr>
       <w:r>
-        <w:t>核心上装：至少进入两套，改变下装与层次。例如一件衬衫，配长裤是入口，配长裙是发展。同一件，两个角色。</w:t>
+        <w:t>核心上装：至少进入两套，改变下装和层次。例如一件衬衫，配长裤是入口，配长裙是发展。同一件，两个角色。</w:t>
       </w:r>
     </w:p>
     <w:p>
@@ -3493,7 +3493,7 @@
         <w:pStyle w:val="SpokenText"/>
       </w:pPr>
       <w:r>
-        <w:t>核心下装：与不同上装形成两种角色。例如一条条纹长裤贯穿三套，上装每次都换。开发量减一半，系列反而更整。这句话请记住——减量不等于减弱。</w:t>
+        <w:t>核心下装：和不同上装形成两种角色。例如一条条纹长裤贯穿三套，上装每次都换。开发量减一半，系列反而更整。这句话请记住——减量不等于减弱。</w:t>
       </w:r>
     </w:p>
     <w:p>
@@ -3635,7 +3635,7 @@
         <w:pStyle w:val="SpokenText"/>
       </w:pPr>
       <w:r>
-        <w:t>入口造型：穿着逻辑清楚、产品与价格可理解、核心代码强度较低。高潮造型：推高体积、材料或细节，暴露制作风险，但仍保留系列身份。</w:t>
+        <w:t>入口造型：穿着逻辑清楚、产品和价格可理解、核心代码强度较低。高潮造型：推高体积、材料或细节，暴露制作风险，但仍保留系列身份。</w:t>
       </w:r>
     </w:p>
     <w:p>
@@ -3676,7 +3676,7 @@
         <w:pStyle w:val="LectureBullet"/>
       </w:pPr>
       <w:r>
-        <w:t>• 当场点一名学生：“你的入口款，卖多少钱？”答不出的记为待修订。</w:t>
+        <w:t>• 当场点一名学生：“你的引流款，卖多少钱？”答不出的记为待修订。</w:t>
       </w:r>
     </w:p>
     <w:tbl>
@@ -3817,7 +3817,7 @@
         <w:pStyle w:val="SpokenText"/>
       </w:pPr>
       <w:r>
-        <w:t>这组图来自课程教学资料库，只用于“两套候选各自验证不同问题”的观察；品牌、系列与年份待开课前核实后补注。</w:t>
+        <w:t>这组图来自课程教学资料库，只用于“两套候选各自验证不同问题”的观察；品牌、系列和年份待开课前核实后补注。</w:t>
       </w:r>
     </w:p>
     <w:p>
@@ -3935,7 +3935,7 @@
         <w:pStyle w:val="SpokenText"/>
       </w:pPr>
       <w:r>
-        <w:t>六列是：角色，开场、入口、发展、转折、收束，五套各占一个，不重复；产品，每套单品与重复单品；代码，核心和辅助元素的强度；材料，主、辅、强调材料；色彩，面积比例与节奏；风险，纸样、动作、工艺和时间。</w:t>
+        <w:t>六列是：角色，开场、入口、发展、转折、收束，五套各占一个，不重复；产品，每套单品和重复单品；代码，核心和辅助元素的强度；材料，主、辅、强调材料；色彩，面积比例和节奏；风险，纸样、动作、工艺和时间。</w:t>
       </w:r>
     </w:p>
     <w:p>
@@ -3989,7 +3989,7 @@
         <w:pStyle w:val="SlideTitle"/>
       </w:pPr>
       <w:r>
-        <w:t>幻灯片 21｜第2课时实作：26分钟，完成五套春夏系列编排V1</w:t>
+        <w:t>幻灯片 21｜第2课时实操：26分钟，完成五套春夏系列编排V1</w:t>
       </w:r>
     </w:p>
     <w:p>
@@ -4044,7 +4044,7 @@
         <w:pStyle w:val="SpokenText"/>
       </w:pPr>
       <w:r>
-        <w:t>所有造型使用同一尺度和正面站姿。这一条不是形式要求——尺度不统一，五套就没法比较。</w:t>
+        <w:t>所有造型用同一尺度和正面站姿。这一条不是形式要求——尺度不统一，五套就没法比较。</w:t>
       </w:r>
     </w:p>
     <w:p>
@@ -4068,7 +4068,7 @@
         <w:pStyle w:val="SpokenText"/>
       </w:pPr>
       <w:r>
-        <w:t>第三段七分钟，系列节奏：调整材料与色彩面积。</w:t>
+        <w:t>第三段七分钟，系列节奏：调整材料和色彩面积。</w:t>
       </w:r>
     </w:p>
     <w:p>
@@ -4234,7 +4234,7 @@
         <w:pStyle w:val="SpokenText"/>
       </w:pPr>
       <w:r>
-        <w:t>第二，移动：哪套位置改变后节奏更好？说出移到第几位，以及移完之后开场和收束分别变成谁。</w:t>
+        <w:t>第二，移动：哪套位置改变后节奏更好？说出移到第几位，还有移完以后开场和收束分别变成谁。</w:t>
       </w:r>
     </w:p>
     <w:p>
@@ -4294,7 +4294,7 @@
               <w:rPr>
                 <w:sz w:val="19"/>
               </w:rPr>
-              <w:t>【转场语】 讲评之后，看本周怎么判定合格。</w:t>
+              <w:t>【转场语】 讲评以后，看这周怎么判定合格。</w:t>
             </w:r>
           </w:p>
         </w:tc>
@@ -4368,7 +4368,7 @@
         <w:pStyle w:val="SpokenText"/>
       </w:pPr>
       <w:r>
-        <w:t>一致：核心代码贯穿但不机械复制。差异：五套角色、产品与强度明确。季节：春夏身体、材料和维护条件成立。可行：两套候选具有代表性、差异性和可完成性。</w:t>
+        <w:t>一致：核心代码贯穿但不机械复制。差异：五套角色、产品和强度明确。季节：春夏身体、材料和维护条件成立。可行：两套候选具有代表性、差异性和可完成性。</w:t>
       </w:r>
     </w:p>
     <w:p>
@@ -4384,7 +4384,7 @@
         <w:pStyle w:val="SpokenText"/>
       </w:pPr>
       <w:r>
-        <w:t>本周成果按平时成绩百分之四十计分，并直接进入期末六项标准中的“市场与定位”和“统一与丰富”两项，共四十分。</w:t>
+        <w:t>这周成果按平时成绩百分之四十计分，并直接进入期末六项标准中的“市场与定位”和“统一与丰富”两项，共四十分。</w:t>
       </w:r>
     </w:p>
     <w:tbl>
@@ -4477,7 +4477,7 @@
         <w:pStyle w:val="SpokenText"/>
       </w:pPr>
       <w:r>
-        <w:t>带齐文件与实物，缺一项当天就无法判断——不是扣分，是评不了。</w:t>
+        <w:t>带齐文件和实物，缺一项当天就无法判断——不是扣分，是评不了。</w:t>
       </w:r>
     </w:p>
     <w:p>
@@ -4485,7 +4485,7 @@
         <w:pStyle w:val="SpokenText"/>
       </w:pPr>
       <w:r>
-        <w:t>第一，系列：五套阵列V2与矩阵。不合格的样子是：V2与本周V1完全一样，说明一周里没有吸收任何反馈。</w:t>
+        <w:t>第一，系列：五套阵列V2和矩阵。不合格的样子是：V2和这周V1完全一样，说明一周里没有吸收任何反馈。</w:t>
       </w:r>
     </w:p>
     <w:p>
@@ -4493,7 +4493,7 @@
         <w:pStyle w:val="SpokenText"/>
       </w:pPr>
       <w:r>
-        <w:t>第二，图纸：两套候选的前后平面图与关键细节。不合格的样子是：只有正面图，关键结构没有放大细节。</w:t>
+        <w:t>第二，图纸：两套候选的前后平面图和关键细节。不合格的样子是：只有正面图，关键结构没有放大细节。</w:t>
       </w:r>
     </w:p>
     <w:p>
@@ -4501,7 +4501,7 @@
         <w:pStyle w:val="SpokenText"/>
       </w:pPr>
       <w:r>
-        <w:t>第三，实物：白坯布样或关键部位全尺寸样。不合格的样子是：只做了平面裁片，没有上身或上人台——那不叫实物验证。</w:t>
+        <w:t>第三，实物：白坯样衣或关键部位全尺寸样。不合格的样子是：只做了平面裁片，没有上身或上人台——那不叫实物验证。</w:t>
       </w:r>
     </w:p>
     <w:p>
@@ -4509,7 +4509,7 @@
         <w:pStyle w:val="SpokenText"/>
       </w:pPr>
       <w:r>
-        <w:t>第四，证据：前侧后、动作、材料与修改记录。不合格的样子是：只拍站姿。抬臂、坐姿缺一项即视为未验证。</w:t>
+        <w:t>第四，证据：前侧后、动作、材料和修改记录。不合格的样子是：只拍站姿。抬臂、坐姿缺一项即视为未验证。</w:t>
       </w:r>
     </w:p>
     <w:p>
@@ -4553,7 +4553,7 @@
               <w:rPr>
                 <w:sz w:val="19"/>
               </w:rPr>
-              <w:t>【转场语】 最后请每人写一句离堂句。</w:t>
+              <w:t>【转场语】 最后请每人写一句一句话小结。</w:t>
             </w:r>
           </w:p>
         </w:tc>
@@ -4635,7 +4635,7 @@
         <w:pStyle w:val="SpokenText"/>
       </w:pPr>
       <w:r>
-        <w:t>本周提交四项：五套春夏阵列V1、系列矩阵、两套候选卡、中期风险清单。</w:t>
+        <w:t>这周提交四项：五套春夏阵列V1、系列矩阵、两套候选卡、中期风险清单。</w:t>
       </w:r>
     </w:p>
     <w:p>
@@ -4685,7 +4685,7 @@
         <w:pStyle w:val="LectureBullet"/>
       </w:pPr>
       <w:r>
-        <w:t>• 第1课时实作：“二十分钟开始。前六分钟只求数量，三个家族各八到十二张。”／“还剩四分钟，保留十二张，背面写家族、产品、角色。”</w:t>
+        <w:t>• 第1课时实操：“二十分钟开始。前六分钟只求数量，三个家族各八到十二张。”／“还剩四分钟，保留十二张，背面写家族、产品、角色。”</w:t>
       </w:r>
     </w:p>
     <w:p>
@@ -4693,7 +4693,7 @@
         <w:pStyle w:val="LectureBullet"/>
       </w:pPr>
       <w:r>
-        <w:t>• 第2课时实作：“二十六分钟开始。前六分钟只做排序，不要改画面。”／“还剩六分钟，选两套候选，各写一个要验证的问题。”</w:t>
+        <w:t>• 第2课时实操：“二十六分钟开始。前六分钟只做排序，不要改画面。”／“还剩六分钟，选两套候选，各写一个要验证的问题。”</w:t>
       </w:r>
     </w:p>
     <w:p>

--- a/docs/jiangao/《女装设计III》第07周_中国大陆课堂完整讲稿_中文.docx
+++ b/docs/jiangao/《女装设计III》第07周_中国大陆课堂完整讲稿_中文.docx
@@ -174,7 +174,7 @@
         <w:pStyle w:val="SpokenText"/>
       </w:pPr>
       <w:r>
-        <w:t>今天有一个术语要接续。上周你们写的“不变条件”，这周叫“**设计密码**”。同一件事，换了工作位置：上周它是“改变时不能破坏的东西”，这周它是“五套之间保持一致的东西”。今天全程用“设计密码”这个说法。</w:t>
+        <w:t>今天有一个术语要接续。上周你们写的“不变条件”，这周叫“**设计密码**”。同一件事，换了工作位置：上周它是“改变时不能破坏的东西”，这周它是“五套之间保持一致的东西”。今天全程使用“设计密码”这个说法。</w:t>
       </w:r>
     </w:p>
     <w:p>
@@ -4044,7 +4044,7 @@
         <w:pStyle w:val="SpokenText"/>
       </w:pPr>
       <w:r>
-        <w:t>所有造型用同一尺度和正面站姿。这一条不是形式要求——尺度不统一，五套就没法比较。</w:t>
+        <w:t>所有造型使用同一尺度和正面站姿。这一条不是形式要求——尺度不统一，五套就没法比较。</w:t>
       </w:r>
     </w:p>
     <w:p>

--- a/docs/jiangao/《女装设计III》第07周_中国大陆课堂完整讲稿_中文.docx
+++ b/docs/jiangao/《女装设计III》第07周_中国大陆课堂完整讲稿_中文.docx
@@ -23,7 +23,7 @@
           <w:b/>
           <w:sz w:val="40"/>
         </w:rPr>
-        <w:t>第07周完整课堂讲稿</w:t>
+        <w:t>第07周完整课堂讲稿（学生版）</w:t>
       </w:r>
     </w:p>
     <w:p>
@@ -1167,23 +1167,6 @@
         <w:t>关于这组图我要说明：它是2026春夏成衣，来自品牌官方发布，课堂只选五套用于季节条件和品类分布观察，不代表品牌官方的系列结构。</w:t>
       </w:r>
     </w:p>
-    <w:p>
-      <w:pPr/>
-      <w:r>
-        <w:rPr>
-          <w:b/>
-        </w:rPr>
-        <w:t>【互动与应答预案】</w:t>
-      </w:r>
-    </w:p>
-    <w:p>
-      <w:pPr>
-        <w:pStyle w:val="LectureBullet"/>
-      </w:pPr>
-      <w:r>
-        <w:t>• 提问：“除了那条裤子，你还能找出第二个常量吗？”引导学生看鞋、包或色彩。</w:t>
-      </w:r>
-    </w:p>
     <w:tbl>
       <w:tblPr>
         <w:tblStyle w:val="TableGrid"/>
@@ -1418,23 +1401,6 @@
         <w:t>这周重点是给每套写出“它为什么存在”；难点是两套候选必须验证两个不同的问题，而且难度要拉开。</w:t>
       </w:r>
     </w:p>
-    <w:p>
-      <w:pPr/>
-      <w:r>
-        <w:rPr>
-          <w:b/>
-        </w:rPr>
-        <w:t>【互动与应答预案】</w:t>
-      </w:r>
-    </w:p>
-    <w:p>
-      <w:pPr>
-        <w:pStyle w:val="LectureBullet"/>
-      </w:pPr>
-      <w:r>
-        <w:t>• 若学生问“五套一定要五个角色吗”，回应：“角色可以调整，但不能五套都做同一件事。”</w:t>
-      </w:r>
-    </w:p>
     <w:tbl>
       <w:tblPr>
         <w:tblStyle w:val="TableGrid"/>
@@ -1576,23 +1542,6 @@
         <w:t>术语衔接只说一次：第06周的“不变条件”在这周叫“设计密码”。上周它是改变时不能破坏的东西，这周它是五套之间保持一致的东西。</w:t>
       </w:r>
     </w:p>
-    <w:p>
-      <w:pPr/>
-      <w:r>
-        <w:rPr>
-          <w:b/>
-        </w:rPr>
-        <w:t>【互动与应答预案】</w:t>
-      </w:r>
-    </w:p>
-    <w:p>
-      <w:pPr>
-        <w:pStyle w:val="LectureBullet"/>
-      </w:pPr>
-      <w:r>
-        <w:t>• 请两名学生念出自己抄下的两个空；若角色写成“最好看的一套”，回应：“好看不是角色。请从开场、入口、发展、转折、收束里选一个。”</w:t>
-      </w:r>
-    </w:p>
     <w:tbl>
       <w:tblPr>
         <w:tblStyle w:val="TableGrid"/>
@@ -1734,23 +1683,6 @@
         <w:t>请把这五条抄下来。每一条后面都要写出你的材料或结构决定，这是今天第一项交付。</w:t>
       </w:r>
     </w:p>
-    <w:p>
-      <w:pPr/>
-      <w:r>
-        <w:rPr>
-          <w:b/>
-        </w:rPr>
-        <w:t>【互动与应答预案】</w:t>
-      </w:r>
-    </w:p>
-    <w:p>
-      <w:pPr>
-        <w:pStyle w:val="LectureBullet"/>
-      </w:pPr>
-      <w:r>
-        <w:t>• 若学生写“选透气的面料”，回应：“透气是要求，不是决定。请写出具体是哪一块布，做过哪个验证。”</w:t>
-      </w:r>
-    </w:p>
     <w:tbl>
       <w:tblPr>
         <w:tblStyle w:val="TableGrid"/>
@@ -1876,23 +1808,6 @@
         <w:t>只过第一条，等于五套太像，是复制；只过第二条，等于五套太散，是拼盘。一会儿实操的时候，我会拿这两句去问你们。</w:t>
       </w:r>
     </w:p>
-    <w:p>
-      <w:pPr/>
-      <w:r>
-        <w:rPr>
-          <w:b/>
-        </w:rPr>
-        <w:t>【互动与应答预案】</w:t>
-      </w:r>
-    </w:p>
-    <w:p>
-      <w:pPr>
-        <w:pStyle w:val="LectureBullet"/>
-      </w:pPr>
-      <w:r>
-        <w:t>• 当场随机遮住一名学生的四张，问同桌：“这是同一个系列吗？靠什么认出来的？”</w:t>
-      </w:r>
-    </w:p>
     <w:tbl>
       <w:tblPr>
         <w:tblStyle w:val="TableGrid"/>
@@ -2034,23 +1949,6 @@
         <w:t>检查方法很简单：逐套问一句“删掉它，系列少了什么”。答不出来的那一套，就是重复的。这句话请记住，一会儿讲评时会反复用。</w:t>
       </w:r>
     </w:p>
-    <w:p>
-      <w:pPr/>
-      <w:r>
-        <w:rPr>
-          <w:b/>
-        </w:rPr>
-        <w:t>【互动与应答预案】</w:t>
-      </w:r>
-    </w:p>
-    <w:p>
-      <w:pPr>
-        <w:pStyle w:val="LectureBullet"/>
-      </w:pPr>
-      <w:r>
-        <w:t>• 点一名学生：“你的第三套，删掉会少什么？”答不出的当场记为待删候选。</w:t>
-      </w:r>
-    </w:p>
     <w:tbl>
       <w:tblPr>
         <w:tblStyle w:val="TableGrid"/>
@@ -2192,23 +2090,6 @@
         <w:t>这组图来自课程教学资料库，只用于共同轮廓关系和色彩承担差异的观察；品牌、系列和年份待开课前核实后补注。</w:t>
       </w:r>
     </w:p>
-    <w:p>
-      <w:pPr/>
-      <w:r>
-        <w:rPr>
-          <w:b/>
-        </w:rPr>
-        <w:t>【互动与应答预案】</w:t>
-      </w:r>
-    </w:p>
-    <w:p>
-      <w:pPr>
-        <w:pStyle w:val="LectureBullet"/>
-      </w:pPr>
-      <w:r>
-        <w:t>• 请学生回答“把05挪到第一位”的后果，引出“高潮不能放开场”的判断。</w:t>
-      </w:r>
-    </w:p>
     <w:tbl>
       <w:tblPr>
         <w:tblStyle w:val="TableGrid"/>
@@ -2342,23 +2223,6 @@
         <w:t>出处是于芳《服装设计基础与创意实践》，中国纺织出版社二〇二三年版，第122页，表7-1。图像按教学需要裁切局部，未改变原始比例。我要特别说一句：第15周我们会用同一张表回头核对你的比例。所以今天列出来的数字，请留着。</w:t>
       </w:r>
     </w:p>
-    <w:p>
-      <w:pPr/>
-      <w:r>
-        <w:rPr>
-          <w:b/>
-        </w:rPr>
-        <w:t>【互动与应答预案】</w:t>
-      </w:r>
-    </w:p>
-    <w:p>
-      <w:pPr>
-        <w:pStyle w:val="LectureBullet"/>
-      </w:pPr>
-      <w:r>
-        <w:t>• 请学生报出自己五套里的上装与下装数量，教师当场判断“上装是不是多于下装”。</w:t>
-      </w:r>
-    </w:p>
     <w:tbl>
       <w:tblPr>
         <w:tblStyle w:val="TableGrid"/>
@@ -2484,23 +2348,6 @@
         <w:t>警戒线在这里：所有造型都高复杂度会导致制作失控。五套全高复杂度的结果不是“更完整”，是两套都做不完。每年都有同学在这一条上出问题，请提前算清楚。</w:t>
       </w:r>
     </w:p>
-    <w:p>
-      <w:pPr/>
-      <w:r>
-        <w:rPr>
-          <w:b/>
-        </w:rPr>
-        <w:t>【互动与应答预案】</w:t>
-      </w:r>
-    </w:p>
-    <w:p>
-      <w:pPr>
-        <w:pStyle w:val="LectureBullet"/>
-      </w:pPr>
-      <w:r>
-        <w:t>• 若学生说“我五套都想做得很完整”，回应：“完整不等于复杂。下周你只能带两套实物来。”</w:t>
-      </w:r>
-    </w:p>
     <w:tbl>
       <w:tblPr>
         <w:tblStyle w:val="TableGrid"/>
@@ -2642,23 +2489,6 @@
         <w:t>出处是：01 Steven Faerm《The Fashion Design Course》，第52页；02 于芳《服装设计基础与创意实践》，二〇二三年版，第80页。图像按教学需要裁切局部，未改变原始比例。</w:t>
       </w:r>
     </w:p>
-    <w:p>
-      <w:pPr/>
-      <w:r>
-        <w:rPr>
-          <w:b/>
-        </w:rPr>
-        <w:t>【互动与应答预案】</w:t>
-      </w:r>
-    </w:p>
-    <w:p>
-      <w:pPr>
-        <w:pStyle w:val="LectureBullet"/>
-      </w:pPr>
-      <w:r>
-        <w:t>• 请学生指出自己方案上的一处开口，追问：“它同时解决了造型和体感吗？”</w:t>
-      </w:r>
-    </w:p>
     <w:tbl>
       <w:tblPr>
         <w:tblStyle w:val="TableGrid"/>
@@ -2776,23 +2606,6 @@
         <w:t>留白那一套，不是“随便做的那套”，而是有意降低强度的那套。它让其余四套显得更强。很多同学不敢留白，结果五套一样吵。</w:t>
       </w:r>
     </w:p>
-    <w:p>
-      <w:pPr/>
-      <w:r>
-        <w:rPr>
-          <w:b/>
-        </w:rPr>
-        <w:t>【互动与应答预案】</w:t>
-      </w:r>
-    </w:p>
-    <w:p>
-      <w:pPr>
-        <w:pStyle w:val="LectureBullet"/>
-      </w:pPr>
-      <w:r>
-        <w:t>• 请学生说出自己的核心A代码，并当场数它在五套里出现几次。</w:t>
-      </w:r>
-    </w:p>
     <w:tbl>
       <w:tblPr>
         <w:tblStyle w:val="TableGrid"/>
@@ -2934,23 +2747,6 @@
         <w:t>这组图同样来自课程教学资料库，只用于五套五个品类零重复的产品矩阵观察；品牌、系列和年份待开课前核实后补注。</w:t>
       </w:r>
     </w:p>
-    <w:p>
-      <w:pPr/>
-      <w:r>
-        <w:rPr>
-          <w:b/>
-        </w:rPr>
-        <w:t>【互动与应答预案】</w:t>
-      </w:r>
-    </w:p>
-    <w:p>
-      <w:pPr>
-        <w:pStyle w:val="LectureBullet"/>
-      </w:pPr>
-      <w:r>
-        <w:t>• 请学生报出自己矩阵里空格的数量与位置，作为实操时“补缺”的依据。</w:t>
-      </w:r>
-    </w:p>
     <w:tbl>
       <w:tblPr>
         <w:tblStyle w:val="TableGrid"/>
@@ -3092,31 +2888,6 @@
         <w:t>交接第2课时：带着这十二张进入五套编辑。少于十张就没有可删的余地，编辑会变成硬凑。</w:t>
       </w:r>
     </w:p>
-    <w:p>
-      <w:pPr/>
-      <w:r>
-        <w:rPr>
-          <w:b/>
-        </w:rPr>
-        <w:t>【互动与应答预案】</w:t>
-      </w:r>
-    </w:p>
-    <w:p>
-      <w:pPr>
-        <w:pStyle w:val="LectureBullet"/>
-      </w:pPr>
-      <w:r>
-        <w:t>• 巡视时只问一句：“这一张出自哪个家族？”答不出的当场补写在背面。</w:t>
-      </w:r>
-    </w:p>
-    <w:p>
-      <w:pPr>
-        <w:pStyle w:val="LectureBullet"/>
-      </w:pPr>
-      <w:r>
-        <w:t>• 若学生开始上色或画细节，提醒：“现在是快速草图。第2课时才做编辑。”</w:t>
-      </w:r>
-    </w:p>
     <w:tbl>
       <w:tblPr>
         <w:tblStyle w:val="TableGrid"/>
@@ -3370,23 +3141,6 @@
         <w:t>第三条：“存在理由”写不出来的那一套，就是要删的那一套。五句话都写完，编辑才算结束。</w:t>
       </w:r>
     </w:p>
-    <w:p>
-      <w:pPr/>
-      <w:r>
-        <w:rPr>
-          <w:b/>
-        </w:rPr>
-        <w:t>【互动与应答预案】</w:t>
-      </w:r>
-    </w:p>
-    <w:p>
-      <w:pPr>
-        <w:pStyle w:val="LectureBullet"/>
-      </w:pPr>
-      <w:r>
-        <w:t>• 若学生先删后排，提醒：“先排顺序。删得太早，你不知道少了哪个角色。”</w:t>
-      </w:r>
-    </w:p>
     <w:tbl>
       <w:tblPr>
         <w:tblStyle w:val="TableGrid"/>
@@ -3520,23 +3274,6 @@
         <w:t>检查：数一数五套里一共有几件不同的单品。超过十二件，第08周之前做不完；少于八件，系列会显得单薄。</w:t>
       </w:r>
     </w:p>
-    <w:p>
-      <w:pPr/>
-      <w:r>
-        <w:rPr>
-          <w:b/>
-        </w:rPr>
-        <w:t>【互动与应答预案】</w:t>
-      </w:r>
-    </w:p>
-    <w:p>
-      <w:pPr>
-        <w:pStyle w:val="LectureBullet"/>
-      </w:pPr>
-      <w:r>
-        <w:t>• 请学生当场报出自己的单品总数，超过12件的立即标出可以合并的两件。</w:t>
-      </w:r>
-    </w:p>
     <w:tbl>
       <w:tblPr>
         <w:tblStyle w:val="TableGrid"/>
@@ -3662,23 +3399,6 @@
         <w:t>比例是：五套里入口至少一套、高潮最多两套。全是入口等于没有立场，全是高潮等于做不完也卖不掉。</w:t>
       </w:r>
     </w:p>
-    <w:p>
-      <w:pPr/>
-      <w:r>
-        <w:rPr>
-          <w:b/>
-        </w:rPr>
-        <w:t>【互动与应答预案】</w:t>
-      </w:r>
-    </w:p>
-    <w:p>
-      <w:pPr>
-        <w:pStyle w:val="LectureBullet"/>
-      </w:pPr>
-      <w:r>
-        <w:t>• 当场点一名学生：“你的引流款，卖多少钱？”答不出的记为待修订。</w:t>
-      </w:r>
-    </w:p>
     <w:tbl>
       <w:tblPr>
         <w:tblStyle w:val="TableGrid"/>
@@ -3820,23 +3540,6 @@
         <w:t>这组图来自课程教学资料库，只用于“两套候选各自验证不同问题”的观察；品牌、系列和年份待开课前核实后补注。</w:t>
       </w:r>
     </w:p>
-    <w:p>
-      <w:pPr/>
-      <w:r>
-        <w:rPr>
-          <w:b/>
-        </w:rPr>
-        <w:t>【互动与应答预案】</w:t>
-      </w:r>
-    </w:p>
-    <w:p>
-      <w:pPr>
-        <w:pStyle w:val="LectureBullet"/>
-      </w:pPr>
-      <w:r>
-        <w:t>• 若两套候选难度相同，回应：“换一套。现在这两套只验证了一次。”</w:t>
-      </w:r>
-    </w:p>
     <w:tbl>
       <w:tblPr>
         <w:tblStyle w:val="TableGrid"/>
@@ -4103,31 +3806,6 @@
         <w:t>交接第08周：这三样就是中期评审的入场券，缺一项当天无法开始评审。</w:t>
       </w:r>
     </w:p>
-    <w:p>
-      <w:pPr/>
-      <w:r>
-        <w:rPr>
-          <w:b/>
-        </w:rPr>
-        <w:t>【互动与应答预案】</w:t>
-      </w:r>
-    </w:p>
-    <w:p>
-      <w:pPr>
-        <w:pStyle w:val="LectureBullet"/>
-      </w:pPr>
-      <w:r>
-        <w:t>• 巡视时问三句：“姿态统一了吗？风险列填了吗？两套难度拉开了吗？”</w:t>
-      </w:r>
-    </w:p>
-    <w:p>
-      <w:pPr>
-        <w:pStyle w:val="LectureBullet"/>
-      </w:pPr>
-      <w:r>
-        <w:t>• 若学生纠结画得不够好看，提醒：“今天交的是V1。下周还要改，先把系统填满。”</w:t>
-      </w:r>
-    </w:p>
     <w:tbl>
       <w:tblPr>
         <w:tblStyle w:val="TableGrid"/>
@@ -4253,23 +3931,6 @@
         <w:t>第四，删除：哪套与其他造型功能重复？如果删了，矩阵会空出哪一格？空出的格子由谁来补？</w:t>
       </w:r>
     </w:p>
-    <w:p>
-      <w:pPr/>
-      <w:r>
-        <w:rPr>
-          <w:b/>
-        </w:rPr>
-        <w:t>【互动与应答预案】</w:t>
-      </w:r>
-    </w:p>
-    <w:p>
-      <w:pPr>
-        <w:pStyle w:val="LectureBullet"/>
-      </w:pPr>
-      <w:r>
-        <w:t>• 若某组说“这个更好看”，介入一次：“请指到具体的一套或一个矩阵格上。”</w:t>
-      </w:r>
-    </w:p>
     <w:tbl>
       <w:tblPr>
         <w:tblStyle w:val="TableGrid"/>
@@ -4510,23 +4171,6 @@
       </w:pPr>
       <w:r>
         <w:t>第四，证据：前侧后、动作、材料和修改记录。不合格的样子是：只拍站姿。抬臂、坐姿缺一项即视为未验证。</w:t>
-      </w:r>
-    </w:p>
-    <w:p>
-      <w:pPr/>
-      <w:r>
-        <w:rPr>
-          <w:b/>
-        </w:rPr>
-        <w:t>【互动与应答预案】</w:t>
-      </w:r>
-    </w:p>
-    <w:p>
-      <w:pPr>
-        <w:pStyle w:val="LectureBullet"/>
-      </w:pPr>
-      <w:r>
-        <w:t>• 若学生问“白坯一定要做完整吗”，回应：“可以是关键部位全尺寸样，但必须上人台。”</w:t>
       </w:r>
     </w:p>
     <w:tbl>

--- a/docs/jiangao/《女装设计III》第07周_中国大陆课堂完整讲稿_中文.docx
+++ b/docs/jiangao/《女装设计III》第07周_中国大陆课堂完整讲稿_中文.docx
@@ -1018,14 +1018,6 @@
         <w:pStyle w:val="LectureBullet"/>
       </w:pPr>
       <w:r>
-        <w:t>• 教师：20分钟与26分钟计时器、系列矩阵空白表（角色·产品·代码·材料·色彩·风险六列）、候选卡空白格式、教材第122页表7-1投影页。</w:t>
-      </w:r>
-    </w:p>
-    <w:p>
-      <w:pPr>
-        <w:pStyle w:val="LectureBullet"/>
-      </w:pPr>
-      <w:r>
         <w:t>• 课堂资料：三组秀场并列图（案例A共同轮廓、案例B五品类、实物候选难度差）只用于形式与产品结构观察；品牌、系列与年份待开课前核实后补注。</w:t>
       </w:r>
     </w:p>
@@ -1119,15 +1111,6 @@
       </w:tr>
     </w:tbl>
     <w:p>
-      <w:pPr/>
-      <w:r>
-        <w:rPr>
-          <w:b/>
-        </w:rPr>
-        <w:t>【教师讲稿｜可直接发言】</w:t>
-      </w:r>
-    </w:p>
-    <w:p>
       <w:pPr>
         <w:pStyle w:val="SpokenText"/>
       </w:pPr>
@@ -1244,15 +1227,6 @@
       </w:tr>
     </w:tbl>
     <w:p>
-      <w:pPr/>
-      <w:r>
-        <w:rPr>
-          <w:b/>
-        </w:rPr>
-        <w:t>【教师讲稿｜可直接发言】</w:t>
-      </w:r>
-    </w:p>
-    <w:p>
       <w:pPr>
         <w:pStyle w:val="SpokenText"/>
       </w:pPr>
@@ -1345,15 +1319,6 @@
       </w:tr>
     </w:tbl>
     <w:p>
-      <w:pPr/>
-      <w:r>
-        <w:rPr>
-          <w:b/>
-        </w:rPr>
-        <w:t>【教师讲稿｜可直接发言】</w:t>
-      </w:r>
-    </w:p>
-    <w:p>
       <w:pPr>
         <w:pStyle w:val="SpokenText"/>
       </w:pPr>
@@ -1478,15 +1443,6 @@
       </w:tr>
     </w:tbl>
     <w:p>
-      <w:pPr/>
-      <w:r>
-        <w:rPr>
-          <w:b/>
-        </w:rPr>
-        <w:t>【教师讲稿｜可直接发言】</w:t>
-      </w:r>
-    </w:p>
-    <w:p>
       <w:pPr>
         <w:pStyle w:val="SpokenText"/>
       </w:pPr>
@@ -1619,15 +1575,6 @@
       </w:tr>
     </w:tbl>
     <w:p>
-      <w:pPr/>
-      <w:r>
-        <w:rPr>
-          <w:b/>
-        </w:rPr>
-        <w:t>【教师讲稿｜可直接发言】</w:t>
-      </w:r>
-    </w:p>
-    <w:p>
       <w:pPr>
         <w:pStyle w:val="SpokenText"/>
       </w:pPr>
@@ -1760,15 +1707,6 @@
       </w:tr>
     </w:tbl>
     <w:p>
-      <w:pPr/>
-      <w:r>
-        <w:rPr>
-          <w:b/>
-        </w:rPr>
-        <w:t>【教师讲稿｜可直接发言】</w:t>
-      </w:r>
-    </w:p>
-    <w:p>
       <w:pPr>
         <w:pStyle w:val="SpokenText"/>
       </w:pPr>
@@ -1885,15 +1823,6 @@
       </w:tr>
     </w:tbl>
     <w:p>
-      <w:pPr/>
-      <w:r>
-        <w:rPr>
-          <w:b/>
-        </w:rPr>
-        <w:t>【教师讲稿｜可直接发言】</w:t>
-      </w:r>
-    </w:p>
-    <w:p>
       <w:pPr>
         <w:pStyle w:val="SpokenText"/>
       </w:pPr>
@@ -2026,15 +1955,6 @@
       </w:tr>
     </w:tbl>
     <w:p>
-      <w:pPr/>
-      <w:r>
-        <w:rPr>
-          <w:b/>
-        </w:rPr>
-        <w:t>【教师讲稿｜可直接发言】</w:t>
-      </w:r>
-    </w:p>
-    <w:p>
       <w:pPr>
         <w:pStyle w:val="SpokenText"/>
       </w:pPr>
@@ -2167,15 +2087,6 @@
       </w:tr>
     </w:tbl>
     <w:p>
-      <w:pPr/>
-      <w:r>
-        <w:rPr>
-          <w:b/>
-        </w:rPr>
-        <w:t>【教师讲稿｜可直接发言】</w:t>
-      </w:r>
-    </w:p>
-    <w:p>
       <w:pPr>
         <w:pStyle w:val="SpokenText"/>
       </w:pPr>
@@ -2300,15 +2211,6 @@
       </w:tr>
     </w:tbl>
     <w:p>
-      <w:pPr/>
-      <w:r>
-        <w:rPr>
-          <w:b/>
-        </w:rPr>
-        <w:t>【教师讲稿｜可直接发言】</w:t>
-      </w:r>
-    </w:p>
-    <w:p>
       <w:pPr>
         <w:pStyle w:val="SpokenText"/>
       </w:pPr>
@@ -2425,15 +2327,6 @@
       </w:tr>
     </w:tbl>
     <w:p>
-      <w:pPr/>
-      <w:r>
-        <w:rPr>
-          <w:b/>
-        </w:rPr>
-        <w:t>【教师讲稿｜可直接发言】</w:t>
-      </w:r>
-    </w:p>
-    <w:p>
       <w:pPr>
         <w:pStyle w:val="SpokenText"/>
       </w:pPr>
@@ -2566,15 +2459,6 @@
       </w:tr>
     </w:tbl>
     <w:p>
-      <w:pPr/>
-      <w:r>
-        <w:rPr>
-          <w:b/>
-        </w:rPr>
-        <w:t>【教师讲稿｜可直接发言】</w:t>
-      </w:r>
-    </w:p>
-    <w:p>
       <w:pPr>
         <w:pStyle w:val="SpokenText"/>
       </w:pPr>
@@ -2683,15 +2567,6 @@
       </w:tr>
     </w:tbl>
     <w:p>
-      <w:pPr/>
-      <w:r>
-        <w:rPr>
-          <w:b/>
-        </w:rPr>
-        <w:t>【教师讲稿｜可直接发言】</w:t>
-      </w:r>
-    </w:p>
-    <w:p>
       <w:pPr>
         <w:pStyle w:val="SpokenText"/>
       </w:pPr>
@@ -2824,15 +2699,6 @@
       </w:tr>
     </w:tbl>
     <w:p>
-      <w:pPr/>
-      <w:r>
-        <w:rPr>
-          <w:b/>
-        </w:rPr>
-        <w:t>【教师讲稿｜可直接发言】</w:t>
-      </w:r>
-    </w:p>
-    <w:p>
       <w:pPr>
         <w:pStyle w:val="SpokenText"/>
       </w:pPr>
@@ -3000,15 +2866,6 @@
       </w:tr>
     </w:tbl>
     <w:p>
-      <w:pPr/>
-      <w:r>
-        <w:rPr>
-          <w:b/>
-        </w:rPr>
-        <w:t>【教师讲稿｜可直接发言】</w:t>
-      </w:r>
-    </w:p>
-    <w:p>
       <w:pPr>
         <w:pStyle w:val="SpokenText"/>
       </w:pPr>
@@ -3101,15 +2958,6 @@
       </w:tr>
     </w:tbl>
     <w:p>
-      <w:pPr/>
-      <w:r>
-        <w:rPr>
-          <w:b/>
-        </w:rPr>
-        <w:t>【教师讲稿｜可直接发言】</w:t>
-      </w:r>
-    </w:p>
-    <w:p>
       <w:pPr>
         <w:pStyle w:val="SpokenText"/>
       </w:pPr>
@@ -3218,15 +3066,6 @@
       </w:tr>
     </w:tbl>
     <w:p>
-      <w:pPr/>
-      <w:r>
-        <w:rPr>
-          <w:b/>
-        </w:rPr>
-        <w:t>【教师讲稿｜可直接发言】</w:t>
-      </w:r>
-    </w:p>
-    <w:p>
       <w:pPr>
         <w:pStyle w:val="SpokenText"/>
       </w:pPr>
@@ -3351,15 +3190,6 @@
       </w:tr>
     </w:tbl>
     <w:p>
-      <w:pPr/>
-      <w:r>
-        <w:rPr>
-          <w:b/>
-        </w:rPr>
-        <w:t>【教师讲稿｜可直接发言】</w:t>
-      </w:r>
-    </w:p>
-    <w:p>
       <w:pPr>
         <w:pStyle w:val="SpokenText"/>
       </w:pPr>
@@ -3476,15 +3306,6 @@
       </w:tr>
     </w:tbl>
     <w:p>
-      <w:pPr/>
-      <w:r>
-        <w:rPr>
-          <w:b/>
-        </w:rPr>
-        <w:t>【教师讲稿｜可直接发言】</w:t>
-      </w:r>
-    </w:p>
-    <w:p>
       <w:pPr>
         <w:pStyle w:val="SpokenText"/>
       </w:pPr>
@@ -3617,15 +3438,6 @@
       </w:tr>
     </w:tbl>
     <w:p>
-      <w:pPr/>
-      <w:r>
-        <w:rPr>
-          <w:b/>
-        </w:rPr>
-        <w:t>【教师讲稿｜可直接发言】</w:t>
-      </w:r>
-    </w:p>
-    <w:p>
       <w:pPr>
         <w:pStyle w:val="SpokenText"/>
       </w:pPr>
@@ -3734,15 +3546,6 @@
       </w:tr>
     </w:tbl>
     <w:p>
-      <w:pPr/>
-      <w:r>
-        <w:rPr>
-          <w:b/>
-        </w:rPr>
-        <w:t>【教师讲稿｜可直接发言】</w:t>
-      </w:r>
-    </w:p>
-    <w:p>
       <w:pPr>
         <w:pStyle w:val="SpokenText"/>
       </w:pPr>
@@ -3883,15 +3686,6 @@
       </w:tr>
     </w:tbl>
     <w:p>
-      <w:pPr/>
-      <w:r>
-        <w:rPr>
-          <w:b/>
-        </w:rPr>
-        <w:t>【教师讲稿｜可直接发言】</w:t>
-      </w:r>
-    </w:p>
-    <w:p>
       <w:pPr>
         <w:pStyle w:val="SpokenText"/>
       </w:pPr>
@@ -4008,15 +3802,6 @@
       </w:tr>
     </w:tbl>
     <w:p>
-      <w:pPr/>
-      <w:r>
-        <w:rPr>
-          <w:b/>
-        </w:rPr>
-        <w:t>【教师讲稿｜可直接发言】</w:t>
-      </w:r>
-    </w:p>
-    <w:p>
       <w:pPr>
         <w:pStyle w:val="SpokenText"/>
       </w:pPr>
@@ -4125,15 +3910,6 @@
       </w:tr>
     </w:tbl>
     <w:p>
-      <w:pPr/>
-      <w:r>
-        <w:rPr>
-          <w:b/>
-        </w:rPr>
-        <w:t>【教师讲稿｜可直接发言】</w:t>
-      </w:r>
-    </w:p>
-    <w:p>
       <w:pPr>
         <w:pStyle w:val="SpokenText"/>
       </w:pPr>
@@ -4250,15 +4026,6 @@
       </w:tr>
     </w:tbl>
     <w:p>
-      <w:pPr/>
-      <w:r>
-        <w:rPr>
-          <w:b/>
-        </w:rPr>
-        <w:t>【教师讲稿｜可直接发言】</w:t>
-      </w:r>
-    </w:p>
-    <w:p>
       <w:pPr>
         <w:pStyle w:val="SpokenText"/>
       </w:pPr>
@@ -4313,129 +4080,6 @@
       </w:pPr>
       <w:r>
         <w:t>• 第23页“形成性评价”已当堂引用其中“市场与定位”与“统一与丰富”两项（共40分），课堂不必点开该页；学生课后自行查阅其余四项。</w:t>
-      </w:r>
-    </w:p>
-    <w:p>
-      <w:pPr/>
-      <w:r>
-        <w:rPr>
-          <w:b/>
-        </w:rPr>
-        <w:t>【二｜计时口令（可直接照念）】</w:t>
-      </w:r>
-    </w:p>
-    <w:p>
-      <w:pPr>
-        <w:pStyle w:val="LectureBullet"/>
-      </w:pPr>
-      <w:r>
-        <w:t>• 第1课时实操：“二十分钟开始。前六分钟只求数量，三个家族各八到十二张。”／“还剩四分钟，保留十二张，背面写家族、产品、角色。”</w:t>
-      </w:r>
-    </w:p>
-    <w:p>
-      <w:pPr>
-        <w:pStyle w:val="LectureBullet"/>
-      </w:pPr>
-      <w:r>
-        <w:t>• 第2课时实操：“二十六分钟开始。前六分钟只做排序，不要改画面。”／“还剩六分钟，选两套候选，各写一个要验证的问题。”</w:t>
-      </w:r>
-    </w:p>
-    <w:p>
-      <w:pPr>
-        <w:pStyle w:val="LectureBullet"/>
-      </w:pPr>
-      <w:r>
-        <w:t>• 同伴讲评：“两人一组，八分钟。每条意见都要落到一套造型或一个矩阵格。”</w:t>
-      </w:r>
-    </w:p>
-    <w:p>
-      <w:pPr/>
-      <w:r>
-        <w:rPr>
-          <w:b/>
-        </w:rPr>
-        <w:t>【三｜常见误解与标准回应】</w:t>
-      </w:r>
-    </w:p>
-    <w:p>
-      <w:pPr>
-        <w:pStyle w:val="LectureBullet"/>
-      </w:pPr>
-      <w:r>
-        <w:t>• “五套都做得很完整不好吗” → “复杂度是成本。高复杂度最多两套，否则下周两套实物都做不完。”</w:t>
-      </w:r>
-    </w:p>
-    <w:p>
-      <w:pPr>
-        <w:pStyle w:val="LectureBullet"/>
-      </w:pPr>
-      <w:r>
-        <w:t>• “重复用同一条裤子会不会太省事” → “封面那个系列四套用同一条裤子。重复单品是产品逻辑，不是偷懒。”</w:t>
-      </w:r>
-    </w:p>
-    <w:p>
-      <w:pPr>
-        <w:pStyle w:val="LectureBullet"/>
-      </w:pPr>
-      <w:r>
-        <w:t>• “两套候选我都想选最喜欢的” → “喜欢不是标准。两套要验证两个不同的问题，难度还要拉开。”</w:t>
-      </w:r>
-    </w:p>
-    <w:p>
-      <w:pPr>
-        <w:pStyle w:val="LectureBullet"/>
-      </w:pPr>
-      <w:r>
-        <w:t>• “风险列我还没想好” → “那就先写‘不知道’以外的一件具体的事：哪个部位的纸样没把握？哪个动作会出问题？”</w:t>
-      </w:r>
-    </w:p>
-    <w:p>
-      <w:pPr>
-        <w:pStyle w:val="LectureBullet"/>
-      </w:pPr>
-      <w:r>
-        <w:t>• “我想换一个新主题” → “今天全程用第06周的三个家族，不新起主题。下周就是Gate 2，没有时间重来。”</w:t>
-      </w:r>
-    </w:p>
-    <w:p>
-      <w:pPr/>
-      <w:r>
-        <w:rPr>
-          <w:b/>
-        </w:rPr>
-        <w:t>【四｜中国大陆课堂中的跨文化表达提醒】</w:t>
-      </w:r>
-    </w:p>
-    <w:p>
-      <w:pPr>
-        <w:pStyle w:val="LectureBullet"/>
-      </w:pPr>
-      <w:r>
-        <w:t>• 讲春夏条件时使用本地真实数值（室外35℃以上、室内空调24℃、一天跨10度温差），不要用“我们国家的夏天”这类指代不清的说法。</w:t>
-      </w:r>
-    </w:p>
-    <w:p>
-      <w:pPr>
-        <w:pStyle w:val="LectureBullet"/>
-      </w:pPr>
-      <w:r>
-        <w:t>• 教材证据须完整报出版社与页码：于芳《服装设计基础与创意实践》（中国纺织出版社，2023）第122页表7-1、第80页图5-41／5-42。</w:t>
-      </w:r>
-    </w:p>
-    <w:p>
-      <w:pPr>
-        <w:pStyle w:val="LectureBullet"/>
-      </w:pPr>
-      <w:r>
-        <w:t>• 秀场并列图统一使用“来源：课程2026–2027教学资料库”与“品牌、系列与年份待开课前核实后补注”的限定语。</w:t>
-      </w:r>
-    </w:p>
-    <w:p>
-      <w:pPr>
-        <w:pStyle w:val="LectureBullet"/>
-      </w:pPr>
-      <w:r>
-        <w:t>• 讲“市场”“价格”时避免代学生判断具体市场；只要求学生说出自己设定的价格区间与依据。</w:t>
       </w:r>
     </w:p>
     <w:p>

--- a/docs/jiangao/《女装设计III》第07周_中国大陆课堂完整讲稿_中文.docx
+++ b/docs/jiangao/《女装设计III》第07周_中国大陆课堂完整讲稿_中文.docx
@@ -1080,36 +1080,6 @@
         <w:t>建议时间：2分钟　｜　课堂功能：开场，用封面五套讲清“常量与变量”</w:t>
       </w:r>
     </w:p>
-    <w:tbl>
-      <w:tblPr>
-        <w:tblStyle w:val="TableGrid"/>
-        <w:tblW w:type="auto" w:w="0"/>
-        <w:tblLook w:firstColumn="1" w:firstRow="1" w:lastColumn="0" w:lastRow="0" w:noHBand="0" w:noVBand="1" w:val="04A0"/>
-      </w:tblPr>
-      <w:tblGrid>
-        <w:gridCol w:w="9524"/>
-      </w:tblGrid>
-      <w:tr>
-        <w:tc>
-          <w:tcPr>
-            <w:tcW w:type="dxa" w:w="9524"/>
-            <w:shd w:val="clear" w:fill="F2F2F2"/>
-          </w:tcPr>
-          <w:p>
-            <w:pPr>
-              <w:pStyle w:val="LectureBullet"/>
-            </w:pPr>
-            <w:r/>
-            <w:r>
-              <w:rPr>
-                <w:sz w:val="19"/>
-              </w:rPr>
-              <w:t>【教师动作｜不发言】 显示封面五套；先用手指出四套里同一条条纹长裤，再逐条讲常量与变量。</w:t>
-            </w:r>
-          </w:p>
-        </w:tc>
-      </w:tr>
-    </w:tbl>
     <w:p>
       <w:pPr>
         <w:pStyle w:val="SpokenText"/>
@@ -1196,36 +1166,6 @@
         <w:t>建议时间：0.5分钟　｜　课堂功能：定位第07周在05–08阶段中的作用</w:t>
       </w:r>
     </w:p>
-    <w:tbl>
-      <w:tblPr>
-        <w:tblStyle w:val="TableGrid"/>
-        <w:tblW w:type="auto" w:w="0"/>
-        <w:tblLook w:firstColumn="1" w:firstRow="1" w:lastColumn="0" w:lastRow="0" w:noHBand="0" w:noVBand="1" w:val="04A0"/>
-      </w:tblPr>
-      <w:tblGrid>
-        <w:gridCol w:w="9524"/>
-      </w:tblGrid>
-      <w:tr>
-        <w:tc>
-          <w:tcPr>
-            <w:tcW w:type="dxa" w:w="9524"/>
-            <w:shd w:val="clear" w:fill="F2F2F2"/>
-          </w:tcPr>
-          <w:p>
-            <w:pPr>
-              <w:pStyle w:val="LectureBullet"/>
-            </w:pPr>
-            <w:r/>
-            <w:r>
-              <w:rPr>
-                <w:sz w:val="19"/>
-              </w:rPr>
-              <w:t>【教师动作｜不发言】 只指向05–08段，不逐条念。</w:t>
-            </w:r>
-          </w:p>
-        </w:tc>
-      </w:tr>
-    </w:tbl>
     <w:p>
       <w:pPr>
         <w:pStyle w:val="SpokenText"/>
@@ -1288,36 +1228,6 @@
         <w:t>建议时间：2分钟　｜　课堂功能：四项交付与本周重点难点</w:t>
       </w:r>
     </w:p>
-    <w:tbl>
-      <w:tblPr>
-        <w:tblStyle w:val="TableGrid"/>
-        <w:tblW w:type="auto" w:w="0"/>
-        <w:tblLook w:firstColumn="1" w:firstRow="1" w:lastColumn="0" w:lastRow="0" w:noHBand="0" w:noVBand="1" w:val="04A0"/>
-      </w:tblPr>
-      <w:tblGrid>
-        <w:gridCol w:w="9524"/>
-      </w:tblGrid>
-      <w:tr>
-        <w:tc>
-          <w:tcPr>
-            <w:tcW w:type="dxa" w:w="9524"/>
-            <w:shd w:val="clear" w:fill="F2F2F2"/>
-          </w:tcPr>
-          <w:p>
-            <w:pPr>
-              <w:pStyle w:val="LectureBullet"/>
-            </w:pPr>
-            <w:r/>
-            <w:r>
-              <w:rPr>
-                <w:sz w:val="19"/>
-              </w:rPr>
-              <w:t>【教师动作｜不发言】 依次指向季节、架构、产品、选择四栏，只念“交什么”一行；在“教学难点”一行停顿。</w:t>
-            </w:r>
-          </w:p>
-        </w:tc>
-      </w:tr>
-    </w:tbl>
     <w:p>
       <w:pPr>
         <w:pStyle w:val="SpokenText"/>
@@ -1412,36 +1322,6 @@
         <w:t>建议时间：3.5分钟（含开场3分钟）　｜　课堂功能：第06周→第07周衔接与术语衔接</w:t>
       </w:r>
     </w:p>
-    <w:tbl>
-      <w:tblPr>
-        <w:tblStyle w:val="TableGrid"/>
-        <w:tblW w:type="auto" w:w="0"/>
-        <w:tblLook w:firstColumn="1" w:firstRow="1" w:lastColumn="0" w:lastRow="0" w:noHBand="0" w:noVBand="1" w:val="04A0"/>
-      </w:tblPr>
-      <w:tblGrid>
-        <w:gridCol w:w="9524"/>
-      </w:tblGrid>
-      <w:tr>
-        <w:tc>
-          <w:tcPr>
-            <w:tcW w:type="dxa" w:w="9524"/>
-            <w:shd w:val="clear" w:fill="F2F2F2"/>
-          </w:tcPr>
-          <w:p>
-            <w:pPr>
-              <w:pStyle w:val="LectureBullet"/>
-            </w:pPr>
-            <w:r/>
-            <w:r>
-              <w:rPr>
-                <w:sz w:val="19"/>
-              </w:rPr>
-              <w:t>【教师动作｜不发言】 先做3分钟开场：摊开三样材料、抄写一句话小结两个空。再讲对照表与术语衔接。</w:t>
-            </w:r>
-          </w:p>
-        </w:tc>
-      </w:tr>
-    </w:tbl>
     <w:p>
       <w:pPr>
         <w:pStyle w:val="SpokenText"/>
@@ -1544,36 +1424,6 @@
         <w:t>建议时间：3.5分钟　｜　课堂功能：五条春夏条件与各自的验证动作</w:t>
       </w:r>
     </w:p>
-    <w:tbl>
-      <w:tblPr>
-        <w:tblStyle w:val="TableGrid"/>
-        <w:tblW w:type="auto" w:w="0"/>
-        <w:tblLook w:firstColumn="1" w:firstRow="1" w:lastColumn="0" w:lastRow="0" w:noHBand="0" w:noVBand="1" w:val="04A0"/>
-      </w:tblPr>
-      <w:tblGrid>
-        <w:gridCol w:w="9524"/>
-      </w:tblGrid>
-      <w:tr>
-        <w:tc>
-          <w:tcPr>
-            <w:tcW w:type="dxa" w:w="9524"/>
-            <w:shd w:val="clear" w:fill="F2F2F2"/>
-          </w:tcPr>
-          <w:p>
-            <w:pPr>
-              <w:pStyle w:val="LectureBullet"/>
-            </w:pPr>
-            <w:r/>
-            <w:r>
-              <w:rPr>
-                <w:sz w:val="19"/>
-              </w:rPr>
-              <w:t>【教师动作｜不发言】 先念本地真实条件（35℃、湿度高、室内24℃）；每条件都念出“验证”一行，学生当场记录。</w:t>
-            </w:r>
-          </w:p>
-        </w:tc>
-      </w:tr>
-    </w:tbl>
     <w:p>
       <w:pPr>
         <w:pStyle w:val="SpokenText"/>
@@ -1676,36 +1526,6 @@
         <w:t>建议时间：2.5分钟　｜　课堂功能：真系列与假系列的判别（两条检查）</w:t>
       </w:r>
     </w:p>
-    <w:tbl>
-      <w:tblPr>
-        <w:tblStyle w:val="TableGrid"/>
-        <w:tblW w:type="auto" w:w="0"/>
-        <w:tblLook w:firstColumn="1" w:firstRow="1" w:lastColumn="0" w:lastRow="0" w:noHBand="0" w:noVBand="1" w:val="04A0"/>
-      </w:tblPr>
-      <w:tblGrid>
-        <w:gridCol w:w="9524"/>
-      </w:tblGrid>
-      <w:tr>
-        <w:tc>
-          <w:tcPr>
-            <w:tcW w:type="dxa" w:w="9524"/>
-            <w:shd w:val="clear" w:fill="F2F2F2"/>
-          </w:tcPr>
-          <w:p>
-            <w:pPr>
-              <w:pStyle w:val="LectureBullet"/>
-            </w:pPr>
-            <w:r/>
-            <w:r>
-              <w:rPr>
-                <w:sz w:val="19"/>
-              </w:rPr>
-              <w:t>【教师动作｜不发言】 先只显示左栏“看似系列”，请学生判断问题；再打开右栏与两条检查。</w:t>
-            </w:r>
-          </w:p>
-        </w:tc>
-      </w:tr>
-    </w:tbl>
     <w:p>
       <w:pPr>
         <w:pStyle w:val="SpokenText"/>
@@ -1792,36 +1612,6 @@
         <w:t>建议时间：2.5分钟　｜　课堂功能：五个角色的定义与删除法检查</w:t>
       </w:r>
     </w:p>
-    <w:tbl>
-      <w:tblPr>
-        <w:tblStyle w:val="TableGrid"/>
-        <w:tblW w:type="auto" w:w="0"/>
-        <w:tblLook w:firstColumn="1" w:firstRow="1" w:lastColumn="0" w:lastRow="0" w:noHBand="0" w:noVBand="1" w:val="04A0"/>
-      </w:tblPr>
-      <w:tblGrid>
-        <w:gridCol w:w="9524"/>
-      </w:tblGrid>
-      <w:tr>
-        <w:tc>
-          <w:tcPr>
-            <w:tcW w:type="dxa" w:w="9524"/>
-            <w:shd w:val="clear" w:fill="F2F2F2"/>
-          </w:tcPr>
-          <w:p>
-            <w:pPr>
-              <w:pStyle w:val="LectureBullet"/>
-            </w:pPr>
-            <w:r/>
-            <w:r>
-              <w:rPr>
-                <w:sz w:val="19"/>
-              </w:rPr>
-              <w:t>【教师动作｜不发言】 逐套念角色定义；最后念检查句“删掉它，系列少了什么”。</w:t>
-            </w:r>
-          </w:p>
-        </w:tc>
-      </w:tr>
-    </w:tbl>
     <w:p>
       <w:pPr>
         <w:pStyle w:val="SpokenText"/>
@@ -1924,36 +1714,6 @@
         <w:t>建议时间：2分钟　｜　课堂功能：共同轮廓关系与色彩承担差异</w:t>
       </w:r>
     </w:p>
-    <w:tbl>
-      <w:tblPr>
-        <w:tblStyle w:val="TableGrid"/>
-        <w:tblW w:type="auto" w:w="0"/>
-        <w:tblLook w:firstColumn="1" w:firstRow="1" w:lastColumn="0" w:lastRow="0" w:noHBand="0" w:noVBand="1" w:val="04A0"/>
-      </w:tblPr>
-      <w:tblGrid>
-        <w:gridCol w:w="9524"/>
-      </w:tblGrid>
-      <w:tr>
-        <w:tc>
-          <w:tcPr>
-            <w:tcW w:type="dxa" w:w="9524"/>
-            <w:shd w:val="clear" w:fill="F2F2F2"/>
-          </w:tcPr>
-          <w:p>
-            <w:pPr>
-              <w:pStyle w:val="LectureBullet"/>
-            </w:pPr>
-            <w:r/>
-            <w:r>
-              <w:rPr>
-                <w:sz w:val="19"/>
-              </w:rPr>
-              <w:t>【教师动作｜不发言】 指向五套；请学生先找常量再找变量；最后念两个课堂提问。</w:t>
-            </w:r>
-          </w:p>
-        </w:tc>
-      </w:tr>
-    </w:tbl>
     <w:p>
       <w:pPr>
         <w:pStyle w:val="SpokenText"/>
@@ -2056,36 +1816,6 @@
         <w:t>建议时间：2.5分钟　｜　课堂功能：教材第122页表7-1的三条读法（本周核心证据）</w:t>
       </w:r>
     </w:p>
-    <w:tbl>
-      <w:tblPr>
-        <w:tblStyle w:val="TableGrid"/>
-        <w:tblW w:type="auto" w:w="0"/>
-        <w:tblLook w:firstColumn="1" w:firstRow="1" w:lastColumn="0" w:lastRow="0" w:noHBand="0" w:noVBand="1" w:val="04A0"/>
-      </w:tblPr>
-      <w:tblGrid>
-        <w:gridCol w:w="9524"/>
-      </w:tblGrid>
-      <w:tr>
-        <w:tc>
-          <w:tcPr>
-            <w:tcW w:type="dxa" w:w="9524"/>
-            <w:shd w:val="clear" w:fill="F2F2F2"/>
-          </w:tcPr>
-          <w:p>
-            <w:pPr>
-              <w:pStyle w:val="LectureBullet"/>
-            </w:pPr>
-            <w:r/>
-            <w:r>
-              <w:rPr>
-                <w:sz w:val="19"/>
-              </w:rPr>
-              <w:t>【教师动作｜不发言】 投影表7-1；逐条念三个数字；最后布置观察任务，学生当场列自己的品类。</w:t>
-            </w:r>
-          </w:p>
-        </w:tc>
-      </w:tr>
-    </w:tbl>
     <w:p>
       <w:pPr>
         <w:pStyle w:val="SpokenText"/>
@@ -2180,36 +1910,6 @@
         <w:t>建议时间：2分钟　｜　课堂功能：复杂度分级与“最多两套高复杂度”的上限</w:t>
       </w:r>
     </w:p>
-    <w:tbl>
-      <w:tblPr>
-        <w:tblStyle w:val="TableGrid"/>
-        <w:tblW w:type="auto" w:w="0"/>
-        <w:tblLook w:firstColumn="1" w:firstRow="1" w:lastColumn="0" w:lastRow="0" w:noHBand="0" w:noVBand="1" w:val="04A0"/>
-      </w:tblPr>
-      <w:tblGrid>
-        <w:gridCol w:w="9524"/>
-      </w:tblGrid>
-      <w:tr>
-        <w:tc>
-          <w:tcPr>
-            <w:tcW w:type="dxa" w:w="9524"/>
-            <w:shd w:val="clear" w:fill="F2F2F2"/>
-          </w:tcPr>
-          <w:p>
-            <w:pPr>
-              <w:pStyle w:val="LectureBullet"/>
-            </w:pPr>
-            <w:r/>
-            <w:r>
-              <w:rPr>
-                <w:sz w:val="19"/>
-              </w:rPr>
-              <w:t>【教师动作｜不发言】 在“警戒”一栏停顿；提醒学生这条直接决定下周能不能交出实物。</w:t>
-            </w:r>
-          </w:p>
-        </w:tc>
-      </w:tr>
-    </w:tbl>
     <w:p>
       <w:pPr>
         <w:pStyle w:val="SpokenText"/>
@@ -2296,36 +1996,6 @@
         <w:t>建议时间：2.5分钟　｜　课堂功能：材料板与减法面料再造（春夏尤其需要第二层）</w:t>
       </w:r>
     </w:p>
-    <w:tbl>
-      <w:tblPr>
-        <w:tblStyle w:val="TableGrid"/>
-        <w:tblW w:type="auto" w:w="0"/>
-        <w:tblLook w:firstColumn="1" w:firstRow="1" w:lastColumn="0" w:lastRow="0" w:noHBand="0" w:noVBand="1" w:val="04A0"/>
-      </w:tblPr>
-      <w:tblGrid>
-        <w:gridCol w:w="9524"/>
-      </w:tblGrid>
-      <w:tr>
-        <w:tc>
-          <w:tcPr>
-            <w:tcW w:type="dxa" w:w="9524"/>
-            <w:shd w:val="clear" w:fill="F2F2F2"/>
-          </w:tcPr>
-          <w:p>
-            <w:pPr>
-              <w:pStyle w:val="LectureBullet"/>
-            </w:pPr>
-            <w:r/>
-            <w:r>
-              <w:rPr>
-                <w:sz w:val="19"/>
-              </w:rPr>
-              <w:t>【教师动作｜不发言】 左右两图对照投影；在“记录要写数值”一行停顿并举例。</w:t>
-            </w:r>
-          </w:p>
-        </w:tc>
-      </w:tr>
-    </w:tbl>
     <w:p>
       <w:pPr>
         <w:pStyle w:val="SpokenText"/>
@@ -2428,36 +2098,6 @@
         <w:t>建议时间：2分钟　｜　课堂功能：五条代码分布的可核对下限</w:t>
       </w:r>
     </w:p>
-    <w:tbl>
-      <w:tblPr>
-        <w:tblStyle w:val="TableGrid"/>
-        <w:tblW w:type="auto" w:w="0"/>
-        <w:tblLook w:firstColumn="1" w:firstRow="1" w:lastColumn="0" w:lastRow="0" w:noHBand="0" w:noVBand="1" w:val="04A0"/>
-      </w:tblPr>
-      <w:tblGrid>
-        <w:gridCol w:w="9524"/>
-      </w:tblGrid>
-      <w:tr>
-        <w:tc>
-          <w:tcPr>
-            <w:tcW w:type="dxa" w:w="9524"/>
-            <w:shd w:val="clear" w:fill="F2F2F2"/>
-          </w:tcPr>
-          <w:p>
-            <w:pPr>
-              <w:pStyle w:val="LectureBullet"/>
-            </w:pPr>
-            <w:r/>
-            <w:r>
-              <w:rPr>
-                <w:sz w:val="19"/>
-              </w:rPr>
-              <w:t>【教师动作｜不发言】 逐条念出现次数；在“留白”一条停顿说明它不是随便做的那套。</w:t>
-            </w:r>
-          </w:p>
-        </w:tc>
-      </w:tr>
-    </w:tbl>
     <w:p>
       <w:pPr>
         <w:pStyle w:val="SpokenText"/>
@@ -2536,36 +2176,6 @@
         <w:t>建议时间：2分钟　｜　课堂功能：产品矩阵的示范与自查练习</w:t>
       </w:r>
     </w:p>
-    <w:tbl>
-      <w:tblPr>
-        <w:tblStyle w:val="TableGrid"/>
-        <w:tblW w:type="auto" w:w="0"/>
-        <w:tblLook w:firstColumn="1" w:firstRow="1" w:lastColumn="0" w:lastRow="0" w:noHBand="0" w:noVBand="1" w:val="04A0"/>
-      </w:tblPr>
-      <w:tblGrid>
-        <w:gridCol w:w="9524"/>
-      </w:tblGrid>
-      <w:tr>
-        <w:tc>
-          <w:tcPr>
-            <w:tcW w:type="dxa" w:w="9524"/>
-            <w:shd w:val="clear" w:fill="F2F2F2"/>
-          </w:tcPr>
-          <w:p>
-            <w:pPr>
-              <w:pStyle w:val="LectureBullet"/>
-            </w:pPr>
-            <w:r/>
-            <w:r>
-              <w:rPr>
-                <w:sz w:val="19"/>
-              </w:rPr>
-              <w:t>【教师动作｜不发言】 指向五套；强调背景与配件不变，所以差别全是品类差别。</w:t>
-            </w:r>
-          </w:p>
-        </w:tc>
-      </w:tr>
-    </w:tbl>
     <w:p>
       <w:pPr>
         <w:pStyle w:val="SpokenText"/>
@@ -2668,36 +2278,6 @@
         <w:t>建议时间：20分钟　｜　课堂功能：本课时唯一实操（四段计时）</w:t>
       </w:r>
     </w:p>
-    <w:tbl>
-      <w:tblPr>
-        <w:tblStyle w:val="TableGrid"/>
-        <w:tblW w:type="auto" w:w="0"/>
-        <w:tblLook w:firstColumn="1" w:firstRow="1" w:lastColumn="0" w:lastRow="0" w:noHBand="0" w:noVBand="1" w:val="04A0"/>
-      </w:tblPr>
-      <w:tblGrid>
-        <w:gridCol w:w="9524"/>
-      </w:tblGrid>
-      <w:tr>
-        <w:tc>
-          <w:tcPr>
-            <w:tcW w:type="dxa" w:w="9524"/>
-            <w:shd w:val="clear" w:fill="F2F2F2"/>
-          </w:tcPr>
-          <w:p>
-            <w:pPr>
-              <w:pStyle w:val="LectureBullet"/>
-            </w:pPr>
-            <w:r/>
-            <w:r>
-              <w:rPr>
-                <w:sz w:val="19"/>
-              </w:rPr>
-              <w:t>【教师动作｜不发言】 启动20分钟计时器并投影。按6/5/5/4四段各报一次时间；最后检查草图背面有没有写来源家族。</w:t>
-            </w:r>
-          </w:p>
-        </w:tc>
-      </w:tr>
-    </w:tbl>
     <w:p>
       <w:pPr>
         <w:pStyle w:val="SpokenText"/>
@@ -2835,36 +2415,6 @@
         <w:t>建议时间：0.5分钟　｜　课堂功能：第2课时开场分隔</w:t>
       </w:r>
     </w:p>
-    <w:tbl>
-      <w:tblPr>
-        <w:tblStyle w:val="TableGrid"/>
-        <w:tblW w:type="auto" w:w="0"/>
-        <w:tblLook w:firstColumn="1" w:firstRow="1" w:lastColumn="0" w:lastRow="0" w:noHBand="0" w:noVBand="1" w:val="04A0"/>
-      </w:tblPr>
-      <w:tblGrid>
-        <w:gridCol w:w="9524"/>
-      </w:tblGrid>
-      <w:tr>
-        <w:tc>
-          <w:tcPr>
-            <w:tcW w:type="dxa" w:w="9524"/>
-            <w:shd w:val="clear" w:fill="F2F2F2"/>
-          </w:tcPr>
-          <w:p>
-            <w:pPr>
-              <w:pStyle w:val="LectureBullet"/>
-            </w:pPr>
-            <w:r/>
-            <w:r>
-              <w:rPr>
-                <w:sz w:val="19"/>
-              </w:rPr>
-              <w:t>【教师动作｜不发言】 不展开，只宣布节奏：编辑与矩阵8.5分钟、实操26分钟、讲评8分钟、评价与收尾2.5分钟。</w:t>
-            </w:r>
-          </w:p>
-        </w:tc>
-      </w:tr>
-    </w:tbl>
     <w:p>
       <w:pPr>
         <w:pStyle w:val="SpokenText"/>
@@ -2927,36 +2477,6 @@
         <w:t>建议时间：2分钟　｜　课堂功能：编辑五步与三条操作提醒</w:t>
       </w:r>
     </w:p>
-    <w:tbl>
-      <w:tblPr>
-        <w:tblStyle w:val="TableGrid"/>
-        <w:tblW w:type="auto" w:w="0"/>
-        <w:tblLook w:firstColumn="1" w:firstRow="1" w:lastColumn="0" w:lastRow="0" w:noHBand="0" w:noVBand="1" w:val="04A0"/>
-      </w:tblPr>
-      <w:tblGrid>
-        <w:gridCol w:w="9524"/>
-      </w:tblGrid>
-      <w:tr>
-        <w:tc>
-          <w:tcPr>
-            <w:tcW w:type="dxa" w:w="9524"/>
-            <w:shd w:val="clear" w:fill="F2F2F2"/>
-          </w:tcPr>
-          <w:p>
-            <w:pPr>
-              <w:pStyle w:val="LectureBullet"/>
-            </w:pPr>
-            <w:r/>
-            <w:r>
-              <w:rPr>
-                <w:sz w:val="19"/>
-              </w:rPr>
-              <w:t>【教师动作｜不发言】 逐步念五个动作；在“排序先做，去重后做”一句停顿。</w:t>
-            </w:r>
-          </w:p>
-        </w:tc>
-      </w:tr>
-    </w:tbl>
     <w:p>
       <w:pPr>
         <w:pStyle w:val="SpokenText"/>
@@ -3035,36 +2555,6 @@
         <w:t>建议时间：2.5分钟　｜　课堂功能：交叉搭配的四类单品与单品总数检查</w:t>
       </w:r>
     </w:p>
-    <w:tbl>
-      <w:tblPr>
-        <w:tblStyle w:val="TableGrid"/>
-        <w:tblW w:type="auto" w:w="0"/>
-        <w:tblLook w:firstColumn="1" w:firstRow="1" w:lastColumn="0" w:lastRow="0" w:noHBand="0" w:noVBand="1" w:val="04A0"/>
-      </w:tblPr>
-      <w:tblGrid>
-        <w:gridCol w:w="9524"/>
-      </w:tblGrid>
-      <w:tr>
-        <w:tc>
-          <w:tcPr>
-            <w:tcW w:type="dxa" w:w="9524"/>
-            <w:shd w:val="clear" w:fill="F2F2F2"/>
-          </w:tcPr>
-          <w:p>
-            <w:pPr>
-              <w:pStyle w:val="LectureBullet"/>
-            </w:pPr>
-            <w:r/>
-            <w:r>
-              <w:rPr>
-                <w:sz w:val="19"/>
-              </w:rPr>
-              <w:t>【教师动作｜不发言】 回指封面那五套的条纹长裤；最后念“超过12件／少于8件”的检查线。</w:t>
-            </w:r>
-          </w:p>
-        </w:tc>
-      </w:tr>
-    </w:tbl>
     <w:p>
       <w:pPr>
         <w:pStyle w:val="SpokenText"/>
@@ -3159,36 +2649,6 @@
         <w:t>建议时间：2分钟　｜　课堂功能：两端的检查方法与数量比例</w:t>
       </w:r>
     </w:p>
-    <w:tbl>
-      <w:tblPr>
-        <w:tblStyle w:val="TableGrid"/>
-        <w:tblW w:type="auto" w:w="0"/>
-        <w:tblLook w:firstColumn="1" w:firstRow="1" w:lastColumn="0" w:lastRow="0" w:noHBand="0" w:noVBand="1" w:val="04A0"/>
-      </w:tblPr>
-      <w:tblGrid>
-        <w:gridCol w:w="9524"/>
-      </w:tblGrid>
-      <w:tr>
-        <w:tc>
-          <w:tcPr>
-            <w:tcW w:type="dxa" w:w="9524"/>
-            <w:shd w:val="clear" w:fill="F2F2F2"/>
-          </w:tcPr>
-          <w:p>
-            <w:pPr>
-              <w:pStyle w:val="LectureBullet"/>
-            </w:pPr>
-            <w:r/>
-            <w:r>
-              <w:rPr>
-                <w:sz w:val="19"/>
-              </w:rPr>
-              <w:t>【教师动作｜不发言】 左右两栏对照；两个检查句都要念出来并当场抽问。</w:t>
-            </w:r>
-          </w:p>
-        </w:tc>
-      </w:tr>
-    </w:tbl>
     <w:p>
       <w:pPr>
         <w:pStyle w:val="SpokenText"/>
@@ -3275,36 +2735,6 @@
         <w:t>建议时间：2.5分钟　｜　课堂功能：候选选择标准（本周核心决定）</w:t>
       </w:r>
     </w:p>
-    <w:tbl>
-      <w:tblPr>
-        <w:tblStyle w:val="TableGrid"/>
-        <w:tblW w:type="auto" w:w="0"/>
-        <w:tblLook w:firstColumn="1" w:firstRow="1" w:lastColumn="0" w:lastRow="0" w:noHBand="0" w:noVBand="1" w:val="04A0"/>
-      </w:tblPr>
-      <w:tblGrid>
-        <w:gridCol w:w="9524"/>
-      </w:tblGrid>
-      <w:tr>
-        <w:tc>
-          <w:tcPr>
-            <w:tcW w:type="dxa" w:w="9524"/>
-            <w:shd w:val="clear" w:fill="F2F2F2"/>
-          </w:tcPr>
-          <w:p>
-            <w:pPr>
-              <w:pStyle w:val="LectureBullet"/>
-            </w:pPr>
-            <w:r/>
-            <w:r>
-              <w:rPr>
-                <w:sz w:val="19"/>
-              </w:rPr>
-              <w:t>【教师动作｜不发言】 指向“变量｜制作难度”和“变量｜身体关系”两行；强调只看这两行来选候选。</w:t>
-            </w:r>
-          </w:p>
-        </w:tc>
-      </w:tr>
-    </w:tbl>
     <w:p>
       <w:pPr>
         <w:pStyle w:val="SpokenText"/>
@@ -3407,36 +2837,6 @@
         <w:t>建议时间：1.5分钟　｜　课堂功能：系列矩阵六列字段与填写顺序</w:t>
       </w:r>
     </w:p>
-    <w:tbl>
-      <w:tblPr>
-        <w:tblStyle w:val="TableGrid"/>
-        <w:tblW w:type="auto" w:w="0"/>
-        <w:tblLook w:firstColumn="1" w:firstRow="1" w:lastColumn="0" w:lastRow="0" w:noHBand="0" w:noVBand="1" w:val="04A0"/>
-      </w:tblPr>
-      <w:tblGrid>
-        <w:gridCol w:w="9524"/>
-      </w:tblGrid>
-      <w:tr>
-        <w:tc>
-          <w:tcPr>
-            <w:tcW w:type="dxa" w:w="9524"/>
-            <w:shd w:val="clear" w:fill="F2F2F2"/>
-          </w:tcPr>
-          <w:p>
-            <w:pPr>
-              <w:pStyle w:val="LectureBullet"/>
-            </w:pPr>
-            <w:r/>
-            <w:r>
-              <w:rPr>
-                <w:sz w:val="19"/>
-              </w:rPr>
-              <w:t>【教师动作｜不发言】 念六列字段；在“风险那一列不能空”一句停顿。</w:t>
-            </w:r>
-          </w:p>
-        </w:tc>
-      </w:tr>
-    </w:tbl>
     <w:p>
       <w:pPr>
         <w:pStyle w:val="SpokenText"/>
@@ -3515,36 +2915,6 @@
         <w:t>建议时间：26分钟　｜　课堂功能：本周主要产出（四段计时）</w:t>
       </w:r>
     </w:p>
-    <w:tbl>
-      <w:tblPr>
-        <w:tblStyle w:val="TableGrid"/>
-        <w:tblW w:type="auto" w:w="0"/>
-        <w:tblLook w:firstColumn="1" w:firstRow="1" w:lastColumn="0" w:lastRow="0" w:noHBand="0" w:noVBand="1" w:val="04A0"/>
-      </w:tblPr>
-      <w:tblGrid>
-        <w:gridCol w:w="9524"/>
-      </w:tblGrid>
-      <w:tr>
-        <w:tc>
-          <w:tcPr>
-            <w:tcW w:type="dxa" w:w="9524"/>
-            <w:shd w:val="clear" w:fill="F2F2F2"/>
-          </w:tcPr>
-          <w:p>
-            <w:pPr>
-              <w:pStyle w:val="LectureBullet"/>
-            </w:pPr>
-            <w:r/>
-            <w:r>
-              <w:rPr>
-                <w:sz w:val="19"/>
-              </w:rPr>
-              <w:t>【教师动作｜不发言】 启动26分钟计时器并投影。按6/7/7/6四段各报一次时间；最后逐桌检查三条不合格项。</w:t>
-            </w:r>
-          </w:p>
-        </w:tc>
-      </w:tr>
-    </w:tbl>
     <w:p>
       <w:pPr>
         <w:pStyle w:val="SpokenText"/>
@@ -3655,36 +3025,6 @@
         <w:t>建议时间：8分钟　｜　课堂功能：保留·移动·修改·删除四动作讲评</w:t>
       </w:r>
     </w:p>
-    <w:tbl>
-      <w:tblPr>
-        <w:tblStyle w:val="TableGrid"/>
-        <w:tblW w:type="auto" w:w="0"/>
-        <w:tblLook w:firstColumn="1" w:firstRow="1" w:lastColumn="0" w:lastRow="0" w:noHBand="0" w:noVBand="1" w:val="04A0"/>
-      </w:tblPr>
-      <w:tblGrid>
-        <w:gridCol w:w="9524"/>
-      </w:tblGrid>
-      <w:tr>
-        <w:tc>
-          <w:tcPr>
-            <w:tcW w:type="dxa" w:w="9524"/>
-            <w:shd w:val="clear" w:fill="F2F2F2"/>
-          </w:tcPr>
-          <w:p>
-            <w:pPr>
-              <w:pStyle w:val="LectureBullet"/>
-            </w:pPr>
-            <w:r/>
-            <w:r>
-              <w:rPr>
-                <w:sz w:val="19"/>
-              </w:rPr>
-              <w:t>【教师动作｜不发言】 两人一组，启动8分钟计时；提醒每条意见必须落到一套造型或一个矩阵格。</w:t>
-            </w:r>
-          </w:p>
-        </w:tc>
-      </w:tr>
-    </w:tbl>
     <w:p>
       <w:pPr>
         <w:pStyle w:val="SpokenText"/>
@@ -3771,36 +3111,6 @@
         <w:t>建议时间：1分钟　｜　课堂功能：四项形成性评价与判定线</w:t>
       </w:r>
     </w:p>
-    <w:tbl>
-      <w:tblPr>
-        <w:tblStyle w:val="TableGrid"/>
-        <w:tblW w:type="auto" w:w="0"/>
-        <w:tblLook w:firstColumn="1" w:firstRow="1" w:lastColumn="0" w:lastRow="0" w:noHBand="0" w:noVBand="1" w:val="04A0"/>
-      </w:tblPr>
-      <w:tblGrid>
-        <w:gridCol w:w="9524"/>
-      </w:tblGrid>
-      <w:tr>
-        <w:tc>
-          <w:tcPr>
-            <w:tcW w:type="dxa" w:w="9524"/>
-            <w:shd w:val="clear" w:fill="F2F2F2"/>
-          </w:tcPr>
-          <w:p>
-            <w:pPr>
-              <w:pStyle w:val="LectureBullet"/>
-            </w:pPr>
-            <w:r/>
-            <w:r>
-              <w:rPr>
-                <w:sz w:val="19"/>
-              </w:rPr>
-              <w:t>【教师动作｜不发言】 念四项；在“判定线”三句停顿；最后说明与期末评价的连接。</w:t>
-            </w:r>
-          </w:p>
-        </w:tc>
-      </w:tr>
-    </w:tbl>
     <w:p>
       <w:pPr>
         <w:pStyle w:val="SpokenText"/>
@@ -3879,36 +3189,6 @@
         <w:t>建议时间：1分钟　｜　课堂功能：中期评审四项带件与各自的不合格样态</w:t>
       </w:r>
     </w:p>
-    <w:tbl>
-      <w:tblPr>
-        <w:tblStyle w:val="TableGrid"/>
-        <w:tblW w:type="auto" w:w="0"/>
-        <w:tblLook w:firstColumn="1" w:firstRow="1" w:lastColumn="0" w:lastRow="0" w:noHBand="0" w:noVBand="1" w:val="04A0"/>
-      </w:tblPr>
-      <w:tblGrid>
-        <w:gridCol w:w="9524"/>
-      </w:tblGrid>
-      <w:tr>
-        <w:tc>
-          <w:tcPr>
-            <w:tcW w:type="dxa" w:w="9524"/>
-            <w:shd w:val="clear" w:fill="F2F2F2"/>
-          </w:tcPr>
-          <w:p>
-            <w:pPr>
-              <w:pStyle w:val="LectureBullet"/>
-            </w:pPr>
-            <w:r/>
-            <w:r>
-              <w:rPr>
-                <w:sz w:val="19"/>
-              </w:rPr>
-              <w:t>【教师动作｜不发言】 逐项念“带什么”与“不合格”；强调缺一项是评不了，不是扣分。</w:t>
-            </w:r>
-          </w:p>
-        </w:tc>
-      </w:tr>
-    </w:tbl>
     <w:p>
       <w:pPr>
         <w:pStyle w:val="SpokenText"/>
@@ -3995,36 +3275,6 @@
         <w:t>建议时间：1.5分钟　｜　课堂功能：本周收束与四项提交</w:t>
       </w:r>
     </w:p>
-    <w:tbl>
-      <w:tblPr>
-        <w:tblStyle w:val="TableGrid"/>
-        <w:tblW w:type="auto" w:w="0"/>
-        <w:tblLook w:firstColumn="1" w:firstRow="1" w:lastColumn="0" w:lastRow="0" w:noHBand="0" w:noVBand="1" w:val="04A0"/>
-      </w:tblPr>
-      <w:tblGrid>
-        <w:gridCol w:w="9524"/>
-      </w:tblGrid>
-      <w:tr>
-        <w:tc>
-          <w:tcPr>
-            <w:tcW w:type="dxa" w:w="9524"/>
-            <w:shd w:val="clear" w:fill="F2F2F2"/>
-          </w:tcPr>
-          <w:p>
-            <w:pPr>
-              <w:pStyle w:val="LectureBullet"/>
-            </w:pPr>
-            <w:r/>
-            <w:r>
-              <w:rPr>
-                <w:sz w:val="19"/>
-              </w:rPr>
-              <w:t>【教师动作｜不发言】 投影句式，等待全班写完再下课；念四项提交物。</w:t>
-            </w:r>
-          </w:p>
-        </w:tc>
-      </w:tr>
-    </w:tbl>
     <w:p>
       <w:pPr>
         <w:pStyle w:val="SpokenText"/>

--- a/docs/jiangao/《女装设计III》第07周_中国大陆课堂完整讲稿_中文.docx
+++ b/docs/jiangao/《女装设计III》第07周_中国大陆课堂完整讲稿_中文.docx
@@ -175,6 +175,14 @@
       </w:pPr>
       <w:r>
         <w:t>今天有一个术语要接续。上周你们写的“不变条件”，这周叫“**设计密码**”。同一件事，换了工作位置：上周它是“改变时不能破坏的东西”，这周它是“五套之间保持一致的东西”。今天全程使用“设计密码”这个说法。</w:t>
+      </w:r>
+    </w:p>
+    <w:p>
+      <w:pPr>
+        <w:pStyle w:val="SpokenText"/>
+      </w:pPr>
+      <w:r>
+        <w:t xml:space="preserve">今天会反复出现一组词：“常量、重复单品、产品骨架、产品矩阵”，还有三个产品角色：“形象款、过渡款、引流款”。常量是五套里都不变的那一样，它负责让人认出这是同一个系列。形象款把立场推到最前面，引流款最容易穿也最容易卖，过渡款把两者连起来。这七个词今天会一直用，请先记在纸上。</w:t>
       </w:r>
     </w:p>
     <w:p>

--- a/docs/jiangao/《女装设计III》第07周_中国大陆课堂完整讲稿_中文.docx
+++ b/docs/jiangao/《女装设计III》第07周_中国大陆课堂完整讲稿_中文.docx
@@ -158,7 +158,7 @@
         <w:pStyle w:val="SpokenText"/>
       </w:pPr>
       <w:r>
-        <w:t>今天的主线是五步：季节条件、系列角色、产品矩阵、五套阵列、两套实物候选。注意最后一项——两套实物候选，下周Gate 2要靠它。</w:t>
+        <w:t>今天的主线是五步：季节条件、系列角色、产品矩阵、五套阵列、两套深化候选。注意最后一项——两套深化候选，下周Gate 2要靠它。</w:t>
       </w:r>
     </w:p>
     <w:p>
@@ -822,7 +822,7 @@
               <w:rPr>
                 <w:sz w:val="18"/>
               </w:rPr>
-              <w:t>五套编辑、交叉搭配、系列平衡、实物候选、系列矩阵</w:t>
+              <w:t>五套编辑、交叉搭配、系列平衡、深化候选、系列矩阵</w:t>
             </w:r>
           </w:p>
         </w:tc>
@@ -1026,7 +1026,7 @@
         <w:pStyle w:val="LectureBullet"/>
       </w:pPr>
       <w:r>
-        <w:t>• 课堂资料：三组秀场并列图（案例A共同轮廓、案例B五品类、实物候选难度差）只用于形式与产品结构观察；品牌、系列与年份待开课前核实后补注。</w:t>
+        <w:t>• 课堂资料：三组秀场并列图（案例A共同轮廓、案例B五品类、深化候选难度差）只用于形式与产品结构观察；品牌、系列与年份待开课前核实后补注。</w:t>
       </w:r>
     </w:p>
     <w:p>
@@ -1117,7 +1117,7 @@
         <w:pStyle w:val="SpokenText"/>
       </w:pPr>
       <w:r>
-        <w:t>今天的主线就是这条：季节条件、系列角色、产品矩阵、五套阵列、两套实物候选。</w:t>
+        <w:t>今天的主线就是这条：季节条件、系列角色、产品矩阵、五套阵列、两套深化候选。</w:t>
       </w:r>
     </w:p>
     <w:p>
@@ -1179,7 +1179,7 @@
         <w:pStyle w:val="SpokenText"/>
       </w:pPr>
       <w:r>
-        <w:t>第五到第八周是提取和验证阶段。第05周提取元素，第06周变形，这周是春夏系列策划第一版，下周就是Gate 2——白坯样衣和中期评审。</w:t>
+        <w:t>第五到第八周是提取和验证阶段。第05周提取元素，第06周变形，这周是春夏系列策划第一版，下周就是Gate 2——款式图和中期评审。</w:t>
       </w:r>
     </w:p>
     <w:p>
@@ -1187,7 +1187,7 @@
         <w:pStyle w:val="SpokenText"/>
       </w:pPr>
       <w:r>
-        <w:t>所以今天定的两套实物候选，下周要做成白坯。只剩一周，今天必须定下来。</w:t>
+        <w:t>所以今天定的两套深化候选，下周要做成款式图。只剩一周，今天必须定下来。</w:t>
       </w:r>
     </w:p>
     <w:tbl>
@@ -1273,7 +1273,7 @@
         <w:pStyle w:val="SpokenText"/>
       </w:pPr>
       <w:r>
-        <w:t>第四，选择：确定两套差异明确的实物候选。交的是两张候选卡，各写清它要验证的那一个问题。请注意“那一个”——不是两三个。</w:t>
+        <w:t>第四，选择：确定两套差异明确的深化候选。交的是两张候选卡，各写清它要验证的那一个问题。请注意“那一个”——不是两三个。</w:t>
       </w:r>
     </w:p>
     <w:p>
@@ -1367,7 +1367,7 @@
         <w:pStyle w:val="SpokenText"/>
       </w:pPr>
       <w:r>
-        <w:t>六个立体测试，今天变成两套实物候选的依据：哪一套已经证明做得出来。</w:t>
+        <w:t>六个立体测试，今天变成两套深化候选的依据：哪一套已经证明做得出来。</w:t>
       </w:r>
     </w:p>
     <w:p>
@@ -2404,7 +2404,7 @@
         <w:rPr>
           <w:sz w:val="22"/>
         </w:rPr>
-        <w:t>从12张候选编辑出五套阵列、系列矩阵与两套实物候选</w:t>
+        <w:t>从12张候选编辑出五套阵列、系列矩阵与两套深化候选</w:t>
       </w:r>
     </w:p>
     <w:p>
@@ -2721,7 +2721,7 @@
               <w:rPr>
                 <w:sz w:val="19"/>
               </w:rPr>
-              <w:t>【转场语】 现在选两套实物候选，这是今天最关键的决定。</w:t>
+              <w:t>【转场语】 现在选两套深化候选，这是今天最关键的决定。</w:t>
             </w:r>
           </w:p>
         </w:tc>
@@ -2960,7 +2960,7 @@
         <w:pStyle w:val="SpokenText"/>
       </w:pPr>
       <w:r>
-        <w:t>第四段六分钟，风险说明：选择两套实物候选。</w:t>
+        <w:t>第四段六分钟，风险说明：选择两套深化候选。</w:t>
       </w:r>
     </w:p>
     <w:p>
@@ -3108,7 +3108,7 @@
         <w:pStyle w:val="SlideTitle"/>
       </w:pPr>
       <w:r>
-        <w:t>幻灯片 23｜第07周检查：系列是否可进入中期实物验证</w:t>
+        <w:t>幻灯片 23｜第07周检查：系列是否可进入中期款式图验证</w:t>
       </w:r>
     </w:p>
     <w:p>
@@ -3226,7 +3226,7 @@
         <w:pStyle w:val="SpokenText"/>
       </w:pPr>
       <w:r>
-        <w:t>第三，实物：白坯样衣或关键部位全尺寸样。不合格的样子是：只做了平面裁片，没有上身或上人台——那不叫实物验证。</w:t>
+        <w:t>第三，实物：款式图或关键部位全尺寸样。不合格的样子是：只做了平面裁片，没有上身或上人台——那不叫实物验证。</w:t>
       </w:r>
     </w:p>
     <w:p>
@@ -3354,7 +3354,7 @@
         <w:pStyle w:val="LectureBullet"/>
       </w:pPr>
       <w:r>
-        <w:t>• 秀场图只支持形式与产品结构观察，不能替代白坯、动作与工艺验证。</w:t>
+        <w:t>• 秀场图只支持形式与产品结构观察，不能替代款式图、动作与工艺验证。</w:t>
       </w:r>
     </w:p>
     <w:p>
@@ -3430,7 +3430,7 @@
         <w:pStyle w:val="SpokenText"/>
       </w:pPr>
       <w:r>
-        <w:t>第07周讲稿结束：季节条件 → 系列角色 → 产品矩阵 → 五套阵列 → 两套实物候选。</w:t>
+        <w:t>第07周讲稿结束：季节条件 → 系列角色 → 产品矩阵 → 五套阵列 → 两套深化候选。</w:t>
       </w:r>
     </w:p>
     <w:sectPr>
